--- a/B-Resume/251001-google-SWE-Link-Resume-Jonas Li.docx
+++ b/B-Resume/251001-google-SWE-Link-Resume-Jonas Li.docx
@@ -29,7 +29,7 @@
           <w:rFonts w:hint="default" w:ascii="Cambria" w:hAnsi="Cambria" w:cs="Cambria" w:eastAsiaTheme="minorEastAsia"/>
           <w:lang w:val="en-US" w:eastAsia="zh-CN"/>
         </w:rPr>
-        <w:t>20250909</w:t>
+        <w:t>20260211</w:t>
       </w:r>
     </w:p>
     <w:p>
@@ -48,6 +48,1243 @@
           <w:rFonts w:hint="default" w:ascii="Cambria" w:hAnsi="Cambria" w:cs="Cambria" w:eastAsiaTheme="minorEastAsia"/>
           <w:lang w:val="en-US" w:eastAsia="zh-CN"/>
         </w:rPr>
+        <w:t>Wrap projects at WeRide</w:t>
+      </w:r>
+    </w:p>
+    <w:tbl>
+      <w:tblPr>
+        <w:tblStyle w:val="11"/>
+        <w:tblW w:w="10826" w:type="dxa"/>
+        <w:tblInd w:w="55" w:type="dxa"/>
+        <w:tblBorders>
+          <w:top w:val="single" w:color="auto" w:sz="4" w:space="0"/>
+          <w:left w:val="single" w:color="auto" w:sz="4" w:space="0"/>
+          <w:bottom w:val="single" w:color="auto" w:sz="4" w:space="0"/>
+          <w:right w:val="single" w:color="auto" w:sz="4" w:space="0"/>
+          <w:insideH w:val="single" w:color="auto" w:sz="4" w:space="0"/>
+          <w:insideV w:val="single" w:color="auto" w:sz="4" w:space="0"/>
+        </w:tblBorders>
+        <w:tblLayout w:type="fixed"/>
+        <w:tblCellMar>
+          <w:top w:w="0" w:type="dxa"/>
+          <w:left w:w="108" w:type="dxa"/>
+          <w:bottom w:w="0" w:type="dxa"/>
+          <w:right w:w="108" w:type="dxa"/>
+        </w:tblCellMar>
+      </w:tblPr>
+      <w:tblGrid>
+        <w:gridCol w:w="6933"/>
+        <w:gridCol w:w="1925"/>
+        <w:gridCol w:w="1968"/>
+      </w:tblGrid>
+      <w:tr>
+        <w:tblPrEx>
+          <w:tblBorders>
+            <w:top w:val="single" w:color="auto" w:sz="4" w:space="0"/>
+            <w:left w:val="single" w:color="auto" w:sz="4" w:space="0"/>
+            <w:bottom w:val="single" w:color="auto" w:sz="4" w:space="0"/>
+            <w:right w:val="single" w:color="auto" w:sz="4" w:space="0"/>
+            <w:insideH w:val="single" w:color="auto" w:sz="4" w:space="0"/>
+            <w:insideV w:val="single" w:color="auto" w:sz="4" w:space="0"/>
+          </w:tblBorders>
+        </w:tblPrEx>
+        <w:tc>
+          <w:tcPr>
+            <w:tcW w:w="6933" w:type="dxa"/>
+            <w:tcBorders>
+              <w:top w:val="single" w:color="auto" w:sz="6" w:space="0"/>
+              <w:left w:val="nil"/>
+              <w:bottom w:val="nil"/>
+              <w:right w:val="nil"/>
+            </w:tcBorders>
+            <w:vAlign w:val="top"/>
+          </w:tcPr>
+          <w:p>
+            <w:pPr>
+              <w:keepNext w:val="0"/>
+              <w:keepLines w:val="0"/>
+              <w:pageBreakBefore w:val="0"/>
+              <w:widowControl w:val="0"/>
+              <w:kinsoku/>
+              <w:wordWrap/>
+              <w:overflowPunct/>
+              <w:topLinePunct w:val="0"/>
+              <w:autoSpaceDE/>
+              <w:autoSpaceDN/>
+              <w:bidi w:val="0"/>
+              <w:adjustRightInd/>
+              <w:snapToGrid/>
+              <w:jc w:val="left"/>
+              <w:textAlignment w:val="auto"/>
+              <w:rPr>
+                <w:rFonts w:hint="default" w:ascii="Cambria" w:hAnsi="Cambria" w:eastAsia="SimHei" w:cs="Cambria"/>
+                <w:b w:val="0"/>
+                <w:bCs w:val="0"/>
+                <w:color w:val="auto"/>
+                <w:sz w:val="18"/>
+                <w:szCs w:val="18"/>
+                <w:u w:val="none"/>
+                <w:lang w:val="en-US" w:eastAsia="zh-CN"/>
+              </w:rPr>
+            </w:pPr>
+            <w:r>
+              <w:rPr>
+                <w:rFonts w:hint="default" w:ascii="Cambria" w:hAnsi="Cambria" w:eastAsia="SimHei" w:cs="Cambria"/>
+                <w:b/>
+                <w:bCs/>
+                <w:color w:val="auto"/>
+                <w:sz w:val="18"/>
+                <w:szCs w:val="18"/>
+                <w:u w:val="none"/>
+                <w:lang w:val="en-US" w:eastAsia="zh-CN"/>
+              </w:rPr>
+              <w:t xml:space="preserve">Google </w:t>
+            </w:r>
+            <w:r>
+              <w:rPr>
+                <w:rFonts w:hint="default" w:ascii="Cambria" w:hAnsi="Cambria" w:eastAsia="SimHei" w:cs="Cambria"/>
+                <w:b w:val="0"/>
+                <w:bCs w:val="0"/>
+                <w:color w:val="auto"/>
+                <w:sz w:val="18"/>
+                <w:szCs w:val="18"/>
+                <w:u w:val="none"/>
+                <w:lang w:val="en-US" w:eastAsia="zh-CN"/>
+              </w:rPr>
+              <w:t>| Software Engineer</w:t>
+            </w:r>
+          </w:p>
+        </w:tc>
+        <w:tc>
+          <w:tcPr>
+            <w:tcW w:w="1925" w:type="dxa"/>
+            <w:tcBorders>
+              <w:top w:val="single" w:color="auto" w:sz="6" w:space="0"/>
+              <w:left w:val="nil"/>
+              <w:bottom w:val="nil"/>
+              <w:right w:val="nil"/>
+            </w:tcBorders>
+            <w:vAlign w:val="top"/>
+          </w:tcPr>
+          <w:p>
+            <w:pPr>
+              <w:keepNext w:val="0"/>
+              <w:keepLines w:val="0"/>
+              <w:pageBreakBefore w:val="0"/>
+              <w:widowControl w:val="0"/>
+              <w:kinsoku/>
+              <w:wordWrap w:val="0"/>
+              <w:overflowPunct/>
+              <w:topLinePunct w:val="0"/>
+              <w:autoSpaceDE/>
+              <w:autoSpaceDN/>
+              <w:bidi w:val="0"/>
+              <w:adjustRightInd/>
+              <w:snapToGrid/>
+              <w:jc w:val="right"/>
+              <w:textAlignment w:val="auto"/>
+              <w:rPr>
+                <w:rFonts w:hint="default" w:ascii="Cambria" w:hAnsi="Cambria" w:eastAsia="SimHei" w:cs="Cambria"/>
+                <w:i/>
+                <w:iCs/>
+                <w:sz w:val="18"/>
+                <w:szCs w:val="18"/>
+                <w:lang w:val="en-US" w:eastAsia="zh-CN"/>
+              </w:rPr>
+            </w:pPr>
+            <w:r>
+              <w:rPr>
+                <w:rFonts w:hint="default" w:ascii="Cambria" w:hAnsi="Cambria" w:eastAsia="SimHei" w:cs="Cambria"/>
+                <w:i/>
+                <w:iCs/>
+                <w:sz w:val="18"/>
+                <w:szCs w:val="18"/>
+                <w:lang w:val="en-US" w:eastAsia="zh-CN"/>
+              </w:rPr>
+              <w:t>Mountain View, CA</w:t>
+            </w:r>
+          </w:p>
+        </w:tc>
+        <w:tc>
+          <w:tcPr>
+            <w:tcW w:w="1968" w:type="dxa"/>
+            <w:tcBorders>
+              <w:top w:val="single" w:color="auto" w:sz="6" w:space="0"/>
+              <w:left w:val="nil"/>
+              <w:bottom w:val="nil"/>
+              <w:right w:val="nil"/>
+            </w:tcBorders>
+            <w:vAlign w:val="top"/>
+          </w:tcPr>
+          <w:p>
+            <w:pPr>
+              <w:keepNext w:val="0"/>
+              <w:keepLines w:val="0"/>
+              <w:pageBreakBefore w:val="0"/>
+              <w:widowControl w:val="0"/>
+              <w:kinsoku/>
+              <w:wordWrap w:val="0"/>
+              <w:overflowPunct/>
+              <w:topLinePunct w:val="0"/>
+              <w:autoSpaceDE/>
+              <w:autoSpaceDN/>
+              <w:bidi w:val="0"/>
+              <w:adjustRightInd/>
+              <w:snapToGrid/>
+              <w:jc w:val="right"/>
+              <w:textAlignment w:val="auto"/>
+              <w:rPr>
+                <w:rFonts w:hint="eastAsia" w:ascii="Cambria" w:hAnsi="Cambria" w:eastAsia="SimHei" w:cs="Cambria"/>
+                <w:b w:val="0"/>
+                <w:bCs w:val="0"/>
+                <w:i w:val="0"/>
+                <w:iCs w:val="0"/>
+                <w:sz w:val="18"/>
+                <w:szCs w:val="18"/>
+                <w:lang w:val="en-US" w:eastAsia="zh-CN"/>
+              </w:rPr>
+            </w:pPr>
+            <w:r>
+              <w:rPr>
+                <w:rFonts w:hint="default" w:ascii="Cambria" w:hAnsi="Cambria" w:eastAsia="SimHei" w:cs="Cambria"/>
+                <w:b w:val="0"/>
+                <w:bCs w:val="0"/>
+                <w:i w:val="0"/>
+                <w:iCs w:val="0"/>
+                <w:sz w:val="18"/>
+                <w:szCs w:val="18"/>
+                <w:lang w:val="en-US" w:eastAsia="zh-CN"/>
+              </w:rPr>
+              <w:t>Feb</w:t>
+            </w:r>
+            <w:r>
+              <w:rPr>
+                <w:rFonts w:hint="eastAsia" w:ascii="Cambria" w:hAnsi="Cambria" w:eastAsia="SimHei" w:cs="Cambria"/>
+                <w:b w:val="0"/>
+                <w:bCs w:val="0"/>
+                <w:i w:val="0"/>
+                <w:iCs w:val="0"/>
+                <w:sz w:val="18"/>
+                <w:szCs w:val="18"/>
+                <w:lang w:val="en-US" w:eastAsia="zh-CN"/>
+              </w:rPr>
+              <w:t xml:space="preserve"> </w:t>
+            </w:r>
+            <w:r>
+              <w:rPr>
+                <w:rFonts w:hint="eastAsia" w:ascii="Cambria" w:hAnsi="Cambria" w:eastAsia="SimHei" w:cs="Cambria"/>
+                <w:b w:val="0"/>
+                <w:bCs w:val="0"/>
+                <w:i w:val="0"/>
+                <w:iCs w:val="0"/>
+                <w:sz w:val="18"/>
+                <w:szCs w:val="18"/>
+              </w:rPr>
+              <w:t>202</w:t>
+            </w:r>
+            <w:r>
+              <w:rPr>
+                <w:rFonts w:hint="eastAsia" w:ascii="Cambria" w:hAnsi="Cambria" w:eastAsia="SimHei" w:cs="Cambria"/>
+                <w:b w:val="0"/>
+                <w:bCs w:val="0"/>
+                <w:i w:val="0"/>
+                <w:iCs w:val="0"/>
+                <w:sz w:val="18"/>
+                <w:szCs w:val="18"/>
+                <w:lang w:val="en-US" w:eastAsia="zh-CN"/>
+              </w:rPr>
+              <w:t>5 - Present</w:t>
+            </w:r>
+          </w:p>
+        </w:tc>
+      </w:tr>
+      <w:tr>
+        <w:tblPrEx>
+          <w:tblBorders>
+            <w:top w:val="single" w:color="auto" w:sz="4" w:space="0"/>
+            <w:left w:val="single" w:color="auto" w:sz="4" w:space="0"/>
+            <w:bottom w:val="single" w:color="auto" w:sz="4" w:space="0"/>
+            <w:right w:val="single" w:color="auto" w:sz="4" w:space="0"/>
+            <w:insideH w:val="single" w:color="auto" w:sz="4" w:space="0"/>
+            <w:insideV w:val="single" w:color="auto" w:sz="4" w:space="0"/>
+          </w:tblBorders>
+          <w:tblCellMar>
+            <w:top w:w="0" w:type="dxa"/>
+            <w:left w:w="108" w:type="dxa"/>
+            <w:bottom w:w="0" w:type="dxa"/>
+            <w:right w:w="108" w:type="dxa"/>
+          </w:tblCellMar>
+        </w:tblPrEx>
+        <w:tc>
+          <w:tcPr>
+            <w:tcW w:w="10826" w:type="dxa"/>
+            <w:gridSpan w:val="3"/>
+            <w:tcBorders>
+              <w:top w:val="single" w:color="auto" w:sz="6" w:space="0"/>
+              <w:left w:val="nil"/>
+              <w:bottom w:val="nil"/>
+              <w:right w:val="nil"/>
+            </w:tcBorders>
+            <w:vAlign w:val="top"/>
+          </w:tcPr>
+          <w:p>
+            <w:pPr>
+              <w:keepNext w:val="0"/>
+              <w:keepLines w:val="0"/>
+              <w:pageBreakBefore w:val="0"/>
+              <w:widowControl w:val="0"/>
+              <w:numPr>
+                <w:ilvl w:val="0"/>
+                <w:numId w:val="2"/>
+              </w:numPr>
+              <w:kinsoku/>
+              <w:wordWrap/>
+              <w:overflowPunct/>
+              <w:topLinePunct w:val="0"/>
+              <w:autoSpaceDE/>
+              <w:autoSpaceDN/>
+              <w:bidi w:val="0"/>
+              <w:adjustRightInd/>
+              <w:snapToGrid/>
+              <w:spacing w:line="260" w:lineRule="exact"/>
+              <w:ind w:left="283" w:hanging="283"/>
+              <w:textAlignment w:val="auto"/>
+              <w:rPr>
+                <w:rFonts w:hint="default" w:ascii="Cambria" w:hAnsi="Cambria" w:eastAsia="SimHei" w:cs="Cambria"/>
+                <w:b w:val="0"/>
+                <w:bCs w:val="0"/>
+                <w:i w:val="0"/>
+                <w:iCs w:val="0"/>
+                <w:sz w:val="18"/>
+                <w:szCs w:val="18"/>
+                <w:lang w:val="en-US" w:eastAsia="zh-CN"/>
+              </w:rPr>
+            </w:pPr>
+            <w:r>
+              <w:rPr>
+                <w:rFonts w:hint="default" w:ascii="Cambria" w:hAnsi="Cambria" w:eastAsia="SimHei" w:cs="Cambria"/>
+                <w:sz w:val="18"/>
+                <w:szCs w:val="18"/>
+                <w:lang w:val="en-US"/>
+              </w:rPr>
+              <w:t>Develop agentic AI to resolve production level payments system.</w:t>
+            </w:r>
+          </w:p>
+          <w:p>
+            <w:pPr>
+              <w:keepNext w:val="0"/>
+              <w:keepLines w:val="0"/>
+              <w:pageBreakBefore w:val="0"/>
+              <w:widowControl w:val="0"/>
+              <w:numPr>
+                <w:ilvl w:val="0"/>
+                <w:numId w:val="2"/>
+              </w:numPr>
+              <w:kinsoku/>
+              <w:wordWrap/>
+              <w:overflowPunct/>
+              <w:topLinePunct w:val="0"/>
+              <w:autoSpaceDE/>
+              <w:autoSpaceDN/>
+              <w:bidi w:val="0"/>
+              <w:adjustRightInd/>
+              <w:snapToGrid/>
+              <w:spacing w:line="260" w:lineRule="exact"/>
+              <w:ind w:left="283" w:hanging="283"/>
+              <w:textAlignment w:val="auto"/>
+              <w:rPr>
+                <w:rFonts w:hint="default" w:ascii="Cambria" w:hAnsi="Cambria" w:eastAsia="SimHei" w:cs="Cambria"/>
+                <w:b w:val="0"/>
+                <w:bCs w:val="0"/>
+                <w:i w:val="0"/>
+                <w:iCs w:val="0"/>
+                <w:sz w:val="18"/>
+                <w:szCs w:val="18"/>
+                <w:lang w:val="en-US" w:eastAsia="zh-CN"/>
+              </w:rPr>
+            </w:pPr>
+            <w:r>
+              <w:rPr>
+                <w:rFonts w:hint="default" w:ascii="Cambria" w:hAnsi="Cambria" w:eastAsia="SimHei" w:cs="Cambria"/>
+                <w:sz w:val="18"/>
+                <w:szCs w:val="18"/>
+                <w:lang w:val="en-US"/>
+              </w:rPr>
+              <w:t>Data profiler</w:t>
+            </w:r>
+          </w:p>
+        </w:tc>
+      </w:tr>
+      <w:tr>
+        <w:tblPrEx>
+          <w:tblBorders>
+            <w:top w:val="single" w:color="auto" w:sz="4" w:space="0"/>
+            <w:left w:val="single" w:color="auto" w:sz="4" w:space="0"/>
+            <w:bottom w:val="single" w:color="auto" w:sz="4" w:space="0"/>
+            <w:right w:val="single" w:color="auto" w:sz="4" w:space="0"/>
+            <w:insideH w:val="single" w:color="auto" w:sz="4" w:space="0"/>
+            <w:insideV w:val="single" w:color="auto" w:sz="4" w:space="0"/>
+          </w:tblBorders>
+          <w:tblCellMar>
+            <w:top w:w="0" w:type="dxa"/>
+            <w:left w:w="108" w:type="dxa"/>
+            <w:bottom w:w="0" w:type="dxa"/>
+            <w:right w:w="108" w:type="dxa"/>
+          </w:tblCellMar>
+        </w:tblPrEx>
+        <w:tc>
+          <w:tcPr>
+            <w:tcW w:w="6933" w:type="dxa"/>
+            <w:tcBorders>
+              <w:top w:val="single" w:color="auto" w:sz="6" w:space="0"/>
+              <w:left w:val="nil"/>
+              <w:bottom w:val="nil"/>
+              <w:right w:val="nil"/>
+            </w:tcBorders>
+            <w:vAlign w:val="top"/>
+          </w:tcPr>
+          <w:p>
+            <w:pPr>
+              <w:keepNext w:val="0"/>
+              <w:keepLines w:val="0"/>
+              <w:pageBreakBefore w:val="0"/>
+              <w:widowControl w:val="0"/>
+              <w:kinsoku/>
+              <w:wordWrap/>
+              <w:overflowPunct/>
+              <w:topLinePunct w:val="0"/>
+              <w:autoSpaceDE/>
+              <w:autoSpaceDN/>
+              <w:bidi w:val="0"/>
+              <w:adjustRightInd/>
+              <w:snapToGrid/>
+              <w:jc w:val="left"/>
+              <w:textAlignment w:val="auto"/>
+              <w:rPr>
+                <w:rFonts w:hint="default" w:ascii="Cambria" w:hAnsi="Cambria" w:eastAsia="SimHei" w:cs="Cambria"/>
+                <w:sz w:val="18"/>
+                <w:szCs w:val="18"/>
+                <w:lang w:val="en-US"/>
+              </w:rPr>
+            </w:pPr>
+            <w:r>
+              <w:rPr>
+                <w:rFonts w:hint="eastAsia" w:ascii="Cambria" w:hAnsi="Cambria" w:eastAsia="SimHei" w:cs="Cambria"/>
+                <w:b/>
+                <w:bCs/>
+                <w:color w:val="auto"/>
+                <w:sz w:val="18"/>
+                <w:szCs w:val="18"/>
+                <w:u w:val="none"/>
+                <w:lang w:val="en-US" w:eastAsia="zh-CN"/>
+              </w:rPr>
+              <w:t>WeRide</w:t>
+            </w:r>
+            <w:r>
+              <w:rPr>
+                <w:rFonts w:ascii="Cambria" w:hAnsi="Cambria" w:eastAsia="SimHei" w:cs="Cambria"/>
+                <w:b w:val="0"/>
+                <w:bCs w:val="0"/>
+                <w:sz w:val="18"/>
+                <w:szCs w:val="18"/>
+              </w:rPr>
+              <w:t xml:space="preserve"> </w:t>
+            </w:r>
+            <w:r>
+              <w:rPr>
+                <w:rFonts w:hint="eastAsia" w:ascii="Cambria" w:hAnsi="Cambria" w:eastAsia="SimHei" w:cs="Cambria"/>
+                <w:b w:val="0"/>
+                <w:bCs w:val="0"/>
+                <w:sz w:val="18"/>
+                <w:szCs w:val="18"/>
+                <w:lang w:val="en-US" w:eastAsia="zh-CN"/>
+              </w:rPr>
+              <w:t>|</w:t>
+            </w:r>
+            <w:r>
+              <w:rPr>
+                <w:rFonts w:hint="eastAsia" w:ascii="Cambria" w:hAnsi="Cambria" w:eastAsia="SimHei" w:cs="Cambria"/>
+                <w:b/>
+                <w:bCs/>
+                <w:sz w:val="18"/>
+                <w:szCs w:val="18"/>
+                <w:lang w:val="en-US" w:eastAsia="zh-CN"/>
+              </w:rPr>
+              <w:t xml:space="preserve"> </w:t>
+            </w:r>
+            <w:r>
+              <w:rPr>
+                <w:rFonts w:hint="eastAsia" w:ascii="Cambria" w:hAnsi="Cambria" w:eastAsia="SimHei" w:cs="Cambria"/>
+                <w:sz w:val="18"/>
+                <w:szCs w:val="18"/>
+                <w:lang w:val="en-US" w:eastAsia="zh-CN"/>
+              </w:rPr>
+              <w:t>Machine Learning Engineer</w:t>
+            </w:r>
+          </w:p>
+        </w:tc>
+        <w:tc>
+          <w:tcPr>
+            <w:tcW w:w="1925" w:type="dxa"/>
+            <w:tcBorders>
+              <w:top w:val="single" w:color="auto" w:sz="6" w:space="0"/>
+              <w:left w:val="nil"/>
+              <w:bottom w:val="nil"/>
+              <w:right w:val="nil"/>
+            </w:tcBorders>
+            <w:vAlign w:val="top"/>
+          </w:tcPr>
+          <w:p>
+            <w:pPr>
+              <w:keepNext w:val="0"/>
+              <w:keepLines w:val="0"/>
+              <w:pageBreakBefore w:val="0"/>
+              <w:widowControl w:val="0"/>
+              <w:kinsoku/>
+              <w:wordWrap w:val="0"/>
+              <w:overflowPunct/>
+              <w:topLinePunct w:val="0"/>
+              <w:autoSpaceDE/>
+              <w:autoSpaceDN/>
+              <w:bidi w:val="0"/>
+              <w:adjustRightInd/>
+              <w:snapToGrid/>
+              <w:jc w:val="right"/>
+              <w:textAlignment w:val="auto"/>
+              <w:rPr>
+                <w:rFonts w:hint="default" w:eastAsia="SimHei"/>
+                <w:b/>
+                <w:bCs/>
+                <w:i w:val="0"/>
+                <w:iCs w:val="0"/>
+                <w:sz w:val="20"/>
+                <w:szCs w:val="21"/>
+                <w:lang w:val="en-US" w:eastAsia="zh-CN"/>
+              </w:rPr>
+            </w:pPr>
+            <w:r>
+              <w:rPr>
+                <w:rFonts w:hint="eastAsia" w:ascii="Cambria" w:hAnsi="Cambria" w:eastAsia="SimHei" w:cs="Cambria"/>
+                <w:i/>
+                <w:iCs/>
+                <w:sz w:val="18"/>
+                <w:szCs w:val="18"/>
+                <w:lang w:val="en-US" w:eastAsia="zh-CN"/>
+              </w:rPr>
+              <w:t>San Jose, CA</w:t>
+            </w:r>
+          </w:p>
+        </w:tc>
+        <w:tc>
+          <w:tcPr>
+            <w:tcW w:w="1968" w:type="dxa"/>
+            <w:tcBorders>
+              <w:top w:val="single" w:color="auto" w:sz="6" w:space="0"/>
+              <w:left w:val="nil"/>
+              <w:bottom w:val="nil"/>
+              <w:right w:val="nil"/>
+            </w:tcBorders>
+            <w:vAlign w:val="top"/>
+          </w:tcPr>
+          <w:p>
+            <w:pPr>
+              <w:keepNext w:val="0"/>
+              <w:keepLines w:val="0"/>
+              <w:pageBreakBefore w:val="0"/>
+              <w:widowControl w:val="0"/>
+              <w:kinsoku/>
+              <w:wordWrap w:val="0"/>
+              <w:overflowPunct/>
+              <w:topLinePunct w:val="0"/>
+              <w:autoSpaceDE/>
+              <w:autoSpaceDN/>
+              <w:bidi w:val="0"/>
+              <w:adjustRightInd/>
+              <w:snapToGrid/>
+              <w:jc w:val="right"/>
+              <w:textAlignment w:val="auto"/>
+              <w:rPr>
+                <w:rFonts w:hint="default" w:ascii="Cambria" w:hAnsi="Cambria" w:eastAsia="SimHei" w:cs="Cambria"/>
+                <w:b w:val="0"/>
+                <w:bCs w:val="0"/>
+                <w:i w:val="0"/>
+                <w:iCs w:val="0"/>
+                <w:sz w:val="18"/>
+                <w:szCs w:val="18"/>
+                <w:lang w:val="en-US" w:eastAsia="zh-CN"/>
+              </w:rPr>
+            </w:pPr>
+            <w:r>
+              <w:rPr>
+                <w:rFonts w:hint="eastAsia" w:ascii="Cambria" w:hAnsi="Cambria" w:eastAsia="SimHei" w:cs="Cambria"/>
+                <w:b w:val="0"/>
+                <w:bCs w:val="0"/>
+                <w:i w:val="0"/>
+                <w:iCs w:val="0"/>
+                <w:sz w:val="18"/>
+                <w:szCs w:val="18"/>
+                <w:lang w:val="en-US" w:eastAsia="zh-CN"/>
+              </w:rPr>
+              <w:t xml:space="preserve">May </w:t>
+            </w:r>
+            <w:r>
+              <w:rPr>
+                <w:rFonts w:hint="eastAsia" w:ascii="Cambria" w:hAnsi="Cambria" w:eastAsia="SimHei" w:cs="Cambria"/>
+                <w:b w:val="0"/>
+                <w:bCs w:val="0"/>
+                <w:i w:val="0"/>
+                <w:iCs w:val="0"/>
+                <w:sz w:val="18"/>
+                <w:szCs w:val="18"/>
+              </w:rPr>
+              <w:t>202</w:t>
+            </w:r>
+            <w:r>
+              <w:rPr>
+                <w:rFonts w:hint="eastAsia" w:ascii="Cambria" w:hAnsi="Cambria" w:eastAsia="SimHei" w:cs="Cambria"/>
+                <w:b w:val="0"/>
+                <w:bCs w:val="0"/>
+                <w:i w:val="0"/>
+                <w:iCs w:val="0"/>
+                <w:sz w:val="18"/>
+                <w:szCs w:val="18"/>
+                <w:lang w:val="en-US" w:eastAsia="zh-CN"/>
+              </w:rPr>
+              <w:t xml:space="preserve">5 - </w:t>
+            </w:r>
+            <w:r>
+              <w:rPr>
+                <w:rFonts w:hint="default" w:ascii="Cambria" w:hAnsi="Cambria" w:eastAsia="SimHei" w:cs="Cambria"/>
+                <w:b w:val="0"/>
+                <w:bCs w:val="0"/>
+                <w:i w:val="0"/>
+                <w:iCs w:val="0"/>
+                <w:sz w:val="18"/>
+                <w:szCs w:val="18"/>
+                <w:lang w:val="en-US" w:eastAsia="zh-CN"/>
+              </w:rPr>
+              <w:t>Feb 2025</w:t>
+            </w:r>
+          </w:p>
+        </w:tc>
+      </w:tr>
+      <w:tr>
+        <w:tblPrEx>
+          <w:tblBorders>
+            <w:top w:val="single" w:color="auto" w:sz="4" w:space="0"/>
+            <w:left w:val="single" w:color="auto" w:sz="4" w:space="0"/>
+            <w:bottom w:val="single" w:color="auto" w:sz="4" w:space="0"/>
+            <w:right w:val="single" w:color="auto" w:sz="4" w:space="0"/>
+            <w:insideH w:val="single" w:color="auto" w:sz="4" w:space="0"/>
+            <w:insideV w:val="single" w:color="auto" w:sz="4" w:space="0"/>
+          </w:tblBorders>
+          <w:tblCellMar>
+            <w:top w:w="0" w:type="dxa"/>
+            <w:left w:w="108" w:type="dxa"/>
+            <w:bottom w:w="0" w:type="dxa"/>
+            <w:right w:w="108" w:type="dxa"/>
+          </w:tblCellMar>
+        </w:tblPrEx>
+        <w:tc>
+          <w:tcPr>
+            <w:tcW w:w="10826" w:type="dxa"/>
+            <w:gridSpan w:val="3"/>
+            <w:tcBorders>
+              <w:top w:val="nil"/>
+              <w:left w:val="nil"/>
+              <w:bottom w:val="nil"/>
+              <w:right w:val="nil"/>
+            </w:tcBorders>
+            <w:vAlign w:val="top"/>
+          </w:tcPr>
+          <w:p>
+            <w:pPr>
+              <w:keepNext w:val="0"/>
+              <w:keepLines w:val="0"/>
+              <w:pageBreakBefore w:val="0"/>
+              <w:widowControl w:val="0"/>
+              <w:numPr>
+                <w:ilvl w:val="0"/>
+                <w:numId w:val="2"/>
+              </w:numPr>
+              <w:kinsoku/>
+              <w:wordWrap/>
+              <w:overflowPunct/>
+              <w:topLinePunct w:val="0"/>
+              <w:autoSpaceDE/>
+              <w:autoSpaceDN/>
+              <w:bidi w:val="0"/>
+              <w:adjustRightInd/>
+              <w:snapToGrid/>
+              <w:spacing w:line="260" w:lineRule="exact"/>
+              <w:ind w:left="283" w:hanging="283"/>
+              <w:textAlignment w:val="auto"/>
+              <w:rPr>
+                <w:rFonts w:hint="eastAsia" w:ascii="Cambria" w:hAnsi="Cambria" w:eastAsia="SimHei" w:cs="Cambria"/>
+                <w:sz w:val="18"/>
+                <w:szCs w:val="18"/>
+                <w:lang w:val="en-US" w:eastAsia="zh-CN"/>
+              </w:rPr>
+            </w:pPr>
+            <w:r>
+              <w:rPr>
+                <w:rFonts w:hint="eastAsia" w:ascii="Cambria" w:hAnsi="Cambria" w:eastAsia="SimHei" w:cs="Cambria"/>
+                <w:sz w:val="18"/>
+                <w:szCs w:val="18"/>
+                <w:lang w:val="en-US" w:eastAsia="zh-CN"/>
+              </w:rPr>
+              <w:t xml:space="preserve">Built perception and auto-labeling systems for L3/L4 </w:t>
+            </w:r>
+            <w:r>
+              <w:rPr>
+                <w:rFonts w:hint="eastAsia" w:ascii="Cambria" w:hAnsi="Cambria" w:eastAsia="SimHei" w:cs="Cambria"/>
+                <w:b/>
+                <w:bCs/>
+                <w:sz w:val="18"/>
+                <w:szCs w:val="18"/>
+                <w:lang w:val="en-US" w:eastAsia="zh-CN"/>
+              </w:rPr>
+              <w:t>self driving</w:t>
+            </w:r>
+            <w:r>
+              <w:rPr>
+                <w:rFonts w:hint="eastAsia" w:ascii="Cambria" w:hAnsi="Cambria" w:eastAsia="SimHei" w:cs="Cambria"/>
+                <w:sz w:val="18"/>
+                <w:szCs w:val="18"/>
+                <w:lang w:val="en-US" w:eastAsia="zh-CN"/>
+              </w:rPr>
+              <w:t>, covering onboard real-time models and large-scale offline pipelines</w:t>
+            </w:r>
+          </w:p>
+          <w:p>
+            <w:pPr>
+              <w:keepNext w:val="0"/>
+              <w:keepLines w:val="0"/>
+              <w:pageBreakBefore w:val="0"/>
+              <w:widowControl w:val="0"/>
+              <w:numPr>
+                <w:ilvl w:val="0"/>
+                <w:numId w:val="2"/>
+              </w:numPr>
+              <w:kinsoku/>
+              <w:wordWrap/>
+              <w:overflowPunct/>
+              <w:topLinePunct w:val="0"/>
+              <w:autoSpaceDE/>
+              <w:autoSpaceDN/>
+              <w:bidi w:val="0"/>
+              <w:adjustRightInd/>
+              <w:snapToGrid/>
+              <w:spacing w:line="260" w:lineRule="exact"/>
+              <w:ind w:left="283" w:hanging="283"/>
+              <w:textAlignment w:val="auto"/>
+              <w:rPr>
+                <w:rFonts w:hint="eastAsia" w:ascii="Cambria" w:hAnsi="Cambria" w:eastAsia="SimHei" w:cs="Cambria"/>
+                <w:sz w:val="18"/>
+                <w:szCs w:val="18"/>
+                <w:lang w:val="en-US" w:eastAsia="zh-CN"/>
+              </w:rPr>
+            </w:pPr>
+            <w:r>
+              <w:rPr>
+                <w:rFonts w:hint="eastAsia" w:ascii="Cambria" w:hAnsi="Cambria" w:eastAsia="SimHei" w:cs="Cambria"/>
+                <w:sz w:val="18"/>
+                <w:szCs w:val="18"/>
+                <w:lang w:val="en-US" w:eastAsia="zh-CN"/>
+              </w:rPr>
+              <w:t xml:space="preserve">Upgraded Bird Eye View road marker image backbone from </w:t>
+            </w:r>
+            <w:r>
+              <w:rPr>
+                <w:rFonts w:hint="default" w:ascii="Cambria" w:hAnsi="Cambria" w:eastAsia="SimHei" w:cs="Cambria"/>
+                <w:sz w:val="18"/>
+                <w:szCs w:val="18"/>
+                <w:lang w:val="en-US" w:eastAsia="zh-CN"/>
+              </w:rPr>
+              <w:t xml:space="preserve">an 11M-parameter ResNet with 22M-parameter </w:t>
+            </w:r>
+            <w:r>
+              <w:rPr>
+                <w:rFonts w:hint="default" w:ascii="Cambria" w:hAnsi="Cambria" w:eastAsia="SimHei" w:cs="Cambria"/>
+                <w:b/>
+                <w:bCs/>
+                <w:sz w:val="18"/>
+                <w:szCs w:val="18"/>
+                <w:lang w:val="en-US" w:eastAsia="zh-CN"/>
+              </w:rPr>
+              <w:t>Vi</w:t>
+            </w:r>
+            <w:r>
+              <w:rPr>
+                <w:rFonts w:hint="eastAsia" w:ascii="Cambria" w:hAnsi="Cambria" w:eastAsia="SimHei" w:cs="Cambria"/>
+                <w:b/>
+                <w:bCs/>
+                <w:sz w:val="18"/>
+                <w:szCs w:val="18"/>
+                <w:lang w:val="en-US" w:eastAsia="zh-CN"/>
+              </w:rPr>
+              <w:t xml:space="preserve">sion </w:t>
+            </w:r>
+            <w:r>
+              <w:rPr>
+                <w:rFonts w:hint="default" w:ascii="Cambria" w:hAnsi="Cambria" w:eastAsia="SimHei" w:cs="Cambria"/>
+                <w:b/>
+                <w:bCs/>
+                <w:sz w:val="18"/>
+                <w:szCs w:val="18"/>
+                <w:lang w:val="en-US" w:eastAsia="zh-CN"/>
+              </w:rPr>
+              <w:t>T</w:t>
+            </w:r>
+            <w:r>
+              <w:rPr>
+                <w:rFonts w:hint="eastAsia" w:ascii="Cambria" w:hAnsi="Cambria" w:eastAsia="SimHei" w:cs="Cambria"/>
+                <w:b/>
+                <w:bCs/>
+                <w:sz w:val="18"/>
+                <w:szCs w:val="18"/>
+                <w:lang w:val="en-US" w:eastAsia="zh-CN"/>
+              </w:rPr>
+              <w:t>ransformer</w:t>
+            </w:r>
+            <w:r>
+              <w:rPr>
+                <w:rFonts w:hint="default" w:ascii="Cambria" w:hAnsi="Cambria" w:eastAsia="SimHei" w:cs="Cambria"/>
+                <w:b/>
+                <w:bCs/>
+                <w:sz w:val="18"/>
+                <w:szCs w:val="18"/>
+                <w:lang w:val="en-US" w:eastAsia="zh-CN"/>
+              </w:rPr>
+              <w:t>-family models</w:t>
+            </w:r>
+            <w:r>
+              <w:rPr>
+                <w:rFonts w:hint="default" w:ascii="Cambria" w:hAnsi="Cambria" w:eastAsia="SimHei" w:cs="Cambria"/>
+                <w:sz w:val="18"/>
+                <w:szCs w:val="18"/>
+                <w:lang w:val="en-US" w:eastAsia="zh-CN"/>
+              </w:rPr>
+              <w:t xml:space="preserve"> (Tiny-ViT, PVTv2, Swin-T), achieving ~5%</w:t>
+            </w:r>
+            <w:r>
+              <w:rPr>
+                <w:rFonts w:hint="eastAsia" w:ascii="Cambria" w:hAnsi="Cambria" w:eastAsia="SimHei" w:cs="Cambria"/>
+                <w:sz w:val="18"/>
+                <w:szCs w:val="18"/>
+                <w:lang w:val="en-US" w:eastAsia="zh-CN"/>
+              </w:rPr>
+              <w:t>mIoU(mean</w:t>
+            </w:r>
+            <w:r>
+              <w:rPr>
+                <w:rFonts w:hint="default" w:ascii="Cambria" w:hAnsi="Cambria" w:eastAsia="SimHei" w:cs="Cambria"/>
+                <w:sz w:val="18"/>
+                <w:szCs w:val="18"/>
+                <w:lang w:val="en-US" w:eastAsia="zh-CN"/>
+              </w:rPr>
+              <w:t xml:space="preserve"> </w:t>
+            </w:r>
+            <w:r>
+              <w:rPr>
+                <w:rFonts w:hint="eastAsia" w:ascii="Cambria" w:hAnsi="Cambria" w:eastAsia="SimHei" w:cs="Cambria"/>
+                <w:sz w:val="18"/>
+                <w:szCs w:val="18"/>
+                <w:lang w:val="en-US" w:eastAsia="zh-CN"/>
+              </w:rPr>
+              <w:t xml:space="preserve">Intersection </w:t>
+            </w:r>
+            <w:r>
+              <w:rPr>
+                <w:rFonts w:hint="default" w:ascii="Cambria" w:hAnsi="Cambria" w:eastAsia="SimHei" w:cs="Cambria"/>
+                <w:sz w:val="18"/>
+                <w:szCs w:val="18"/>
+                <w:lang w:val="en-US" w:eastAsia="zh-CN"/>
+              </w:rPr>
+              <w:t>o</w:t>
+            </w:r>
+            <w:r>
+              <w:rPr>
+                <w:rFonts w:hint="eastAsia" w:ascii="Cambria" w:hAnsi="Cambria" w:eastAsia="SimHei" w:cs="Cambria"/>
+                <w:sz w:val="18"/>
+                <w:szCs w:val="18"/>
+                <w:lang w:val="en-US" w:eastAsia="zh-CN"/>
+              </w:rPr>
+              <w:t>ver Union)</w:t>
+            </w:r>
+            <w:r>
+              <w:rPr>
+                <w:rFonts w:hint="default" w:ascii="Cambria" w:hAnsi="Cambria" w:eastAsia="SimHei" w:cs="Cambria"/>
+                <w:sz w:val="18"/>
+                <w:szCs w:val="18"/>
+                <w:lang w:val="en-US" w:eastAsia="zh-CN"/>
+              </w:rPr>
+              <w:t xml:space="preserve"> improvement on</w:t>
+            </w:r>
+            <w:r>
+              <w:rPr>
+                <w:rFonts w:hint="eastAsia" w:ascii="Cambria" w:hAnsi="Cambria" w:eastAsia="SimHei" w:cs="Cambria"/>
+                <w:sz w:val="18"/>
+                <w:szCs w:val="18"/>
+                <w:lang w:val="en-US" w:eastAsia="zh-CN"/>
+              </w:rPr>
+              <w:t xml:space="preserve"> </w:t>
+            </w:r>
+            <w:r>
+              <w:rPr>
+                <w:rFonts w:hint="default" w:ascii="Cambria" w:hAnsi="Cambria" w:eastAsia="SimHei" w:cs="Cambria"/>
+                <w:sz w:val="18"/>
+                <w:szCs w:val="18"/>
+                <w:lang w:val="en-US" w:eastAsia="zh-CN"/>
+              </w:rPr>
+              <w:t>segmentation</w:t>
+            </w:r>
+            <w:r>
+              <w:rPr>
+                <w:rFonts w:hint="eastAsia" w:ascii="Cambria" w:hAnsi="Cambria" w:eastAsia="SimHei" w:cs="Cambria"/>
+                <w:sz w:val="18"/>
+                <w:szCs w:val="18"/>
+                <w:lang w:val="en-US" w:eastAsia="zh-CN"/>
+              </w:rPr>
+              <w:t xml:space="preserve"> task</w:t>
+            </w:r>
+          </w:p>
+          <w:p>
+            <w:pPr>
+              <w:keepNext w:val="0"/>
+              <w:keepLines w:val="0"/>
+              <w:pageBreakBefore w:val="0"/>
+              <w:widowControl w:val="0"/>
+              <w:numPr>
+                <w:ilvl w:val="0"/>
+                <w:numId w:val="2"/>
+              </w:numPr>
+              <w:kinsoku/>
+              <w:wordWrap/>
+              <w:overflowPunct/>
+              <w:topLinePunct w:val="0"/>
+              <w:autoSpaceDE/>
+              <w:autoSpaceDN/>
+              <w:bidi w:val="0"/>
+              <w:adjustRightInd/>
+              <w:snapToGrid/>
+              <w:spacing w:line="260" w:lineRule="exact"/>
+              <w:ind w:left="283" w:hanging="283"/>
+              <w:textAlignment w:val="auto"/>
+              <w:rPr>
+                <w:rFonts w:ascii="Cambria" w:hAnsi="Cambria" w:eastAsia="SimHei" w:cs="Cambria"/>
+                <w:sz w:val="18"/>
+                <w:szCs w:val="18"/>
+              </w:rPr>
+            </w:pPr>
+            <w:r>
+              <w:rPr>
+                <w:rFonts w:hint="eastAsia" w:ascii="Cambria" w:hAnsi="Cambria" w:eastAsia="SimHei" w:cs="Cambria"/>
+                <w:sz w:val="18"/>
+                <w:szCs w:val="18"/>
+              </w:rPr>
+              <w:t xml:space="preserve">Built C++ uncertainty estimation for auto-labeling, scaling to </w:t>
+            </w:r>
+            <w:r>
+              <w:rPr>
+                <w:rFonts w:hint="eastAsia" w:ascii="Cambria" w:hAnsi="Cambria" w:eastAsia="SimHei" w:cs="Cambria"/>
+                <w:b/>
+                <w:bCs/>
+                <w:sz w:val="18"/>
+                <w:szCs w:val="18"/>
+              </w:rPr>
+              <w:t>10K+ videos/day</w:t>
+            </w:r>
+            <w:r>
+              <w:rPr>
+                <w:rFonts w:hint="eastAsia" w:ascii="Cambria" w:hAnsi="Cambria" w:eastAsia="SimHei" w:cs="Cambria"/>
+                <w:sz w:val="18"/>
+                <w:szCs w:val="18"/>
+              </w:rPr>
+              <w:t xml:space="preserve"> on 8</w:t>
+            </w:r>
+            <w:r>
+              <w:rPr>
+                <w:rFonts w:hint="default" w:ascii="Cambria" w:hAnsi="Cambria" w:eastAsia="SimHei" w:cs="Cambria"/>
+                <w:sz w:val="18"/>
+                <w:szCs w:val="18"/>
+              </w:rPr>
+              <w:t>×</w:t>
+            </w:r>
+            <w:r>
+              <w:rPr>
+                <w:rFonts w:hint="eastAsia" w:ascii="Cambria" w:hAnsi="Cambria" w:eastAsia="SimHei" w:cs="Cambria"/>
+                <w:sz w:val="18"/>
+                <w:szCs w:val="18"/>
+                <w:lang w:val="en-US" w:eastAsia="zh-CN"/>
+              </w:rPr>
+              <w:t xml:space="preserve"> </w:t>
+            </w:r>
+            <w:r>
+              <w:rPr>
+                <w:rFonts w:hint="eastAsia" w:ascii="Cambria" w:hAnsi="Cambria" w:eastAsia="SimHei" w:cs="Cambria"/>
+                <w:sz w:val="18"/>
+                <w:szCs w:val="18"/>
+              </w:rPr>
+              <w:t xml:space="preserve">NVIDIA L20 GPUs and </w:t>
+            </w:r>
+            <w:r>
+              <w:rPr>
+                <w:rFonts w:hint="eastAsia" w:ascii="Cambria" w:hAnsi="Cambria" w:eastAsia="SimHei" w:cs="Cambria"/>
+                <w:b/>
+                <w:bCs/>
+                <w:sz w:val="18"/>
+                <w:szCs w:val="18"/>
+              </w:rPr>
+              <w:t>saving $30K/month</w:t>
+            </w:r>
+          </w:p>
+          <w:p>
+            <w:pPr>
+              <w:keepNext w:val="0"/>
+              <w:keepLines w:val="0"/>
+              <w:pageBreakBefore w:val="0"/>
+              <w:widowControl w:val="0"/>
+              <w:numPr>
+                <w:ilvl w:val="0"/>
+                <w:numId w:val="2"/>
+              </w:numPr>
+              <w:kinsoku/>
+              <w:wordWrap/>
+              <w:overflowPunct/>
+              <w:topLinePunct w:val="0"/>
+              <w:autoSpaceDE/>
+              <w:autoSpaceDN/>
+              <w:bidi w:val="0"/>
+              <w:adjustRightInd/>
+              <w:snapToGrid/>
+              <w:spacing w:line="260" w:lineRule="exact"/>
+              <w:ind w:left="283" w:hanging="283"/>
+              <w:textAlignment w:val="auto"/>
+              <w:rPr>
+                <w:rFonts w:hint="default" w:ascii="Cambria" w:hAnsi="Cambria" w:eastAsia="SimHei" w:cs="Cambria"/>
+                <w:sz w:val="18"/>
+                <w:szCs w:val="18"/>
+                <w:lang w:val="en-US" w:eastAsia="zh-CN"/>
+              </w:rPr>
+            </w:pPr>
+            <w:r>
+              <w:rPr>
+                <w:rFonts w:hint="default" w:ascii="Cambria" w:hAnsi="Cambria" w:eastAsia="SimHei" w:cs="Cambria"/>
+                <w:sz w:val="18"/>
+                <w:szCs w:val="18"/>
+                <w:lang w:val="en-US" w:eastAsia="zh-CN"/>
+              </w:rPr>
+              <w:t>Designed a Chain-of-Causation causal annotation schema and dataset for risky-driving video understanding</w:t>
+            </w:r>
+            <w:r>
+              <w:rPr>
+                <w:rFonts w:hint="eastAsia" w:ascii="Cambria" w:hAnsi="Cambria" w:eastAsia="SimHei" w:cs="Cambria"/>
+                <w:sz w:val="18"/>
+                <w:szCs w:val="18"/>
+                <w:lang w:val="en-US" w:eastAsia="zh-CN"/>
+              </w:rPr>
+              <w:t xml:space="preserve">, </w:t>
+            </w:r>
+            <w:r>
+              <w:rPr>
+                <w:rFonts w:hint="default" w:ascii="Cambria" w:hAnsi="Cambria" w:eastAsia="SimHei" w:cs="Cambria"/>
+                <w:sz w:val="18"/>
+                <w:szCs w:val="18"/>
+                <w:lang w:val="en-US" w:eastAsia="zh-CN"/>
+              </w:rPr>
+              <w:t>defining action ↔ justification taxonomies and causal links, and building 16K in-house annotated clips + 40K Q&amp;A pairs to enable decision-grounded, multi-step reasoning for VLM systems and long-tail safety analysis across large-scale driving data.</w:t>
+            </w:r>
+            <w:bookmarkStart w:id="0" w:name="_GoBack"/>
+            <w:bookmarkEnd w:id="0"/>
+          </w:p>
+          <w:p>
+            <w:pPr>
+              <w:keepNext w:val="0"/>
+              <w:keepLines w:val="0"/>
+              <w:pageBreakBefore w:val="0"/>
+              <w:widowControl w:val="0"/>
+              <w:numPr>
+                <w:ilvl w:val="0"/>
+                <w:numId w:val="2"/>
+              </w:numPr>
+              <w:kinsoku/>
+              <w:wordWrap/>
+              <w:overflowPunct/>
+              <w:topLinePunct w:val="0"/>
+              <w:autoSpaceDE/>
+              <w:autoSpaceDN/>
+              <w:bidi w:val="0"/>
+              <w:adjustRightInd/>
+              <w:snapToGrid/>
+              <w:spacing w:line="260" w:lineRule="exact"/>
+              <w:ind w:left="283" w:hanging="283"/>
+              <w:textAlignment w:val="auto"/>
+              <w:rPr>
+                <w:rFonts w:hint="default" w:ascii="Cambria" w:hAnsi="Cambria" w:eastAsia="SimHei" w:cs="Cambria"/>
+                <w:sz w:val="18"/>
+                <w:szCs w:val="18"/>
+                <w:lang w:val="en-US" w:eastAsia="zh-CN"/>
+              </w:rPr>
+            </w:pPr>
+            <w:r>
+              <w:rPr>
+                <w:rFonts w:hint="default" w:ascii="Cambria" w:hAnsi="Cambria" w:eastAsia="SimHei" w:cs="Cambria"/>
+                <w:sz w:val="18"/>
+                <w:szCs w:val="18"/>
+              </w:rPr>
+              <w:t>Led development of an auxiliary traffic-sign detection module integrated into an end-to-end driving model, extending an existing traffic-light detector with an additional head and patch-level feature interface; built training, evaluation and deployment pipeline and validated in simulation and real vehicles on NVIDIA Orin-Y/X with ~175 ms latency (traffic sign P/R = 0.81/0.74, traffic light P/R = 0.84/0.53, cls acc = 0.97).</w:t>
+            </w:r>
+          </w:p>
+          <w:p>
+            <w:pPr>
+              <w:keepNext w:val="0"/>
+              <w:keepLines w:val="0"/>
+              <w:pageBreakBefore w:val="0"/>
+              <w:widowControl w:val="0"/>
+              <w:numPr>
+                <w:ilvl w:val="0"/>
+                <w:numId w:val="2"/>
+              </w:numPr>
+              <w:kinsoku/>
+              <w:wordWrap/>
+              <w:overflowPunct/>
+              <w:topLinePunct w:val="0"/>
+              <w:autoSpaceDE/>
+              <w:autoSpaceDN/>
+              <w:bidi w:val="0"/>
+              <w:adjustRightInd/>
+              <w:snapToGrid/>
+              <w:spacing w:line="260" w:lineRule="exact"/>
+              <w:ind w:left="283" w:hanging="283"/>
+              <w:textAlignment w:val="auto"/>
+              <w:rPr>
+                <w:rFonts w:hint="default" w:ascii="Cambria" w:hAnsi="Cambria" w:eastAsia="SimHei" w:cs="Cambria"/>
+                <w:sz w:val="18"/>
+                <w:szCs w:val="18"/>
+                <w:lang w:val="en-US" w:eastAsia="zh-CN"/>
+              </w:rPr>
+            </w:pPr>
+            <w:r>
+              <w:rPr>
+                <w:rFonts w:hint="default" w:ascii="Cambria" w:hAnsi="Cambria" w:eastAsia="SimHei" w:cs="Cambria"/>
+                <w:sz w:val="18"/>
+                <w:szCs w:val="18"/>
+                <w:lang w:val="en-US" w:eastAsia="zh-CN"/>
+              </w:rPr>
+              <w:t>Built a large-scale data profiling system for end-to-end driving models to analyze and correct training data distribution (ODD, scenario types, frame loss, navigation-follow rate, missing inputs), directly enabling data re-balancing and quality control for model training.</w:t>
+            </w:r>
+          </w:p>
+          <w:p>
+            <w:pPr>
+              <w:keepNext w:val="0"/>
+              <w:keepLines w:val="0"/>
+              <w:pageBreakBefore w:val="0"/>
+              <w:widowControl w:val="0"/>
+              <w:numPr>
+                <w:ilvl w:val="0"/>
+                <w:numId w:val="2"/>
+              </w:numPr>
+              <w:kinsoku/>
+              <w:wordWrap/>
+              <w:overflowPunct/>
+              <w:topLinePunct w:val="0"/>
+              <w:autoSpaceDE/>
+              <w:autoSpaceDN/>
+              <w:bidi w:val="0"/>
+              <w:adjustRightInd/>
+              <w:snapToGrid/>
+              <w:spacing w:line="260" w:lineRule="exact"/>
+              <w:ind w:left="283" w:hanging="283"/>
+              <w:textAlignment w:val="auto"/>
+              <w:rPr>
+                <w:rFonts w:hint="default" w:ascii="Cambria" w:hAnsi="Cambria" w:eastAsia="SimHei" w:cs="Cambria"/>
+                <w:sz w:val="18"/>
+                <w:szCs w:val="18"/>
+                <w:lang w:val="en-US" w:eastAsia="zh-CN"/>
+              </w:rPr>
+            </w:pPr>
+            <w:r>
+              <w:rPr>
+                <w:rFonts w:hint="default" w:ascii="Cambria" w:hAnsi="Cambria" w:eastAsia="SimHei" w:cs="Cambria"/>
+                <w:sz w:val="18"/>
+                <w:szCs w:val="18"/>
+                <w:lang w:val="en-US" w:eastAsia="zh-CN"/>
+              </w:rPr>
+              <w:t>Applied profiling insights on 1.5M driving bags to resample and rebalance training data, improving model robustness and reducing production on-call incidents from ~400 to ~50</w:t>
+            </w:r>
+            <w:r>
+              <w:rPr>
+                <w:rFonts w:hint="eastAsia" w:ascii="Cambria" w:hAnsi="Cambria" w:eastAsia="SimHei" w:cs="Cambria"/>
+                <w:sz w:val="18"/>
+                <w:szCs w:val="18"/>
+                <w:lang w:val="en-US" w:eastAsia="zh-CN"/>
+              </w:rPr>
+              <w:t xml:space="preserve"> per week</w:t>
+            </w:r>
+            <w:r>
+              <w:rPr>
+                <w:rFonts w:hint="default" w:ascii="Cambria" w:hAnsi="Cambria" w:eastAsia="SimHei" w:cs="Cambria"/>
+                <w:sz w:val="18"/>
+                <w:szCs w:val="18"/>
+                <w:lang w:val="en-US" w:eastAsia="zh-CN"/>
+              </w:rPr>
+              <w:t>, and supporting a customer delivery that secured a $10M Qualcomm project.</w:t>
+            </w:r>
+          </w:p>
+        </w:tc>
+      </w:tr>
+    </w:tbl>
+    <w:p>
+      <w:pPr>
+        <w:numPr>
+          <w:numId w:val="0"/>
+        </w:numPr>
+        <w:rPr>
+          <w:rFonts w:hint="default" w:ascii="Cambria" w:hAnsi="Cambria" w:cs="Cambria" w:eastAsiaTheme="minorEastAsia"/>
+          <w:lang w:val="en-US" w:eastAsia="zh-CN"/>
+        </w:rPr>
+      </w:pPr>
+    </w:p>
+    <w:p>
+      <w:pPr>
+        <w:rPr>
+          <w:rFonts w:hint="default" w:ascii="Cambria" w:hAnsi="Cambria" w:cs="Cambria" w:eastAsiaTheme="minorEastAsia"/>
+          <w:lang w:val="en-US" w:eastAsia="zh-CN"/>
+        </w:rPr>
+      </w:pPr>
+    </w:p>
+    <w:p>
+      <w:pPr>
+        <w:rPr>
+          <w:rFonts w:hint="default" w:ascii="Cambria" w:hAnsi="Cambria" w:cs="Cambria" w:eastAsiaTheme="minorEastAsia"/>
+          <w:lang w:val="en-US" w:eastAsia="zh-CN"/>
+        </w:rPr>
+      </w:pPr>
+      <w:r>
+        <w:rPr>
+          <w:rFonts w:hint="default" w:ascii="Cambria" w:hAnsi="Cambria" w:cs="Cambria" w:eastAsiaTheme="minorEastAsia"/>
+          <w:lang w:val="en-US" w:eastAsia="zh-CN"/>
+        </w:rPr>
+        <w:t>20250909</w:t>
+      </w:r>
+    </w:p>
+    <w:p>
+      <w:pPr>
+        <w:numPr>
+          <w:ilvl w:val="0"/>
+          <w:numId w:val="3"/>
+        </w:numPr>
+        <w:rPr>
+          <w:rFonts w:hint="default" w:ascii="Cambria" w:hAnsi="Cambria" w:cs="Cambria" w:eastAsiaTheme="minorEastAsia"/>
+          <w:lang w:val="en-US" w:eastAsia="zh-CN"/>
+        </w:rPr>
+      </w:pPr>
+      <w:r>
+        <w:rPr>
+          <w:rFonts w:hint="default" w:ascii="Cambria" w:hAnsi="Cambria" w:cs="Cambria" w:eastAsiaTheme="minorEastAsia"/>
+          <w:lang w:val="en-US" w:eastAsia="zh-CN"/>
+        </w:rPr>
         <w:t>Developed NeuralMap Auto-Label, an offboard variant of WeRide’s BEV perception model, incorporating future temporal and spatial context from multiple frames to automatically generate high-quality training annotations for autonomous driving, with training data of xxx frames, and evaluation dataset of xxx frames.</w:t>
       </w:r>
     </w:p>
@@ -55,7 +1292,7 @@
       <w:pPr>
         <w:numPr>
           <w:ilvl w:val="0"/>
-          <w:numId w:val="1"/>
+          <w:numId w:val="3"/>
         </w:numPr>
         <w:rPr>
           <w:rFonts w:hint="default" w:ascii="Cambria" w:hAnsi="Cambria" w:cs="Cambria" w:eastAsiaTheme="minorEastAsia"/>
@@ -74,7 +1311,7 @@
       <w:pPr>
         <w:numPr>
           <w:ilvl w:val="0"/>
-          <w:numId w:val="1"/>
+          <w:numId w:val="3"/>
         </w:numPr>
         <w:rPr>
           <w:rFonts w:hint="default" w:ascii="Cambria" w:hAnsi="Cambria" w:cs="Cambria" w:eastAsiaTheme="minorEastAsia"/>
@@ -93,7 +1330,7 @@
       <w:pPr>
         <w:numPr>
           <w:ilvl w:val="0"/>
-          <w:numId w:val="1"/>
+          <w:numId w:val="3"/>
         </w:numPr>
         <w:rPr>
           <w:rFonts w:hint="default" w:ascii="Cambria" w:hAnsi="Cambria" w:cs="Cambria" w:eastAsiaTheme="minorEastAsia"/>
@@ -139,7 +1376,7 @@
       <w:pPr>
         <w:numPr>
           <w:ilvl w:val="0"/>
-          <w:numId w:val="2"/>
+          <w:numId w:val="4"/>
         </w:numPr>
         <w:rPr>
           <w:rFonts w:hint="default" w:ascii="Cambria" w:hAnsi="Cambria" w:cs="Cambria" w:eastAsiaTheme="minorEastAsia"/>
@@ -181,7 +1418,7 @@
       <w:pPr>
         <w:numPr>
           <w:ilvl w:val="0"/>
-          <w:numId w:val="3"/>
+          <w:numId w:val="5"/>
         </w:numPr>
         <w:rPr>
           <w:rFonts w:hint="default" w:ascii="Cambria" w:hAnsi="Cambria" w:cs="Cambria" w:eastAsiaTheme="minorEastAsia"/>
@@ -223,7 +1460,7 @@
       <w:pPr>
         <w:numPr>
           <w:ilvl w:val="0"/>
-          <w:numId w:val="4"/>
+          <w:numId w:val="6"/>
         </w:numPr>
         <w:rPr>
           <w:rFonts w:hint="default" w:ascii="Cambria" w:hAnsi="Cambria" w:cs="Cambria" w:eastAsiaTheme="minorEastAsia"/>
@@ -242,7 +1479,7 @@
       <w:pPr>
         <w:numPr>
           <w:ilvl w:val="0"/>
-          <w:numId w:val="4"/>
+          <w:numId w:val="6"/>
         </w:numPr>
         <w:rPr>
           <w:rFonts w:hint="default" w:ascii="Cambria" w:hAnsi="Cambria" w:cs="Cambria" w:eastAsiaTheme="minorEastAsia"/>
@@ -261,7 +1498,7 @@
       <w:pPr>
         <w:numPr>
           <w:ilvl w:val="0"/>
-          <w:numId w:val="4"/>
+          <w:numId w:val="6"/>
         </w:numPr>
         <w:rPr>
           <w:rFonts w:hint="default" w:ascii="Cambria" w:hAnsi="Cambria" w:cs="Cambria" w:eastAsiaTheme="minorEastAsia"/>
@@ -307,7 +1544,7 @@
       <w:pPr>
         <w:numPr>
           <w:ilvl w:val="0"/>
-          <w:numId w:val="5"/>
+          <w:numId w:val="7"/>
         </w:numPr>
         <w:rPr>
           <w:rFonts w:hint="default" w:ascii="Cambria" w:hAnsi="Cambria" w:cs="Cambria" w:eastAsiaTheme="minorEastAsia"/>
@@ -326,7 +1563,7 @@
       <w:pPr>
         <w:numPr>
           <w:ilvl w:val="0"/>
-          <w:numId w:val="5"/>
+          <w:numId w:val="7"/>
         </w:numPr>
         <w:rPr>
           <w:rFonts w:hint="default" w:ascii="Cambria" w:hAnsi="Cambria" w:cs="Cambria" w:eastAsiaTheme="minorEastAsia"/>
@@ -345,7 +1582,7 @@
       <w:pPr>
         <w:numPr>
           <w:ilvl w:val="0"/>
-          <w:numId w:val="5"/>
+          <w:numId w:val="7"/>
         </w:numPr>
         <w:rPr>
           <w:rFonts w:hint="default" w:ascii="Cambria" w:hAnsi="Cambria" w:cs="Cambria" w:eastAsiaTheme="minorEastAsia"/>
@@ -392,7 +1629,7 @@
     </w:p>
     <w:tbl>
       <w:tblPr>
-        <w:tblStyle w:val="10"/>
+        <w:tblStyle w:val="11"/>
         <w:tblW w:w="10826" w:type="dxa"/>
         <w:tblInd w:w="55" w:type="dxa"/>
         <w:tblBorders>
@@ -412,9 +1649,9 @@
         </w:tblCellMar>
       </w:tblPr>
       <w:tblGrid>
-        <w:gridCol w:w="7692"/>
-        <w:gridCol w:w="1986"/>
-        <w:gridCol w:w="1148"/>
+        <w:gridCol w:w="6933"/>
+        <w:gridCol w:w="1925"/>
+        <w:gridCol w:w="1968"/>
       </w:tblGrid>
       <w:tr>
         <w:tblPrEx>
@@ -438,7 +1675,7 @@
         </w:trPr>
         <w:tc>
           <w:tcPr>
-            <w:tcW w:w="7692" w:type="dxa"/>
+            <w:tcW w:w="6933" w:type="dxa"/>
             <w:tcBorders>
               <w:top w:val="nil"/>
               <w:left w:val="nil"/>
@@ -486,7 +1723,7 @@
         </w:tc>
         <w:tc>
           <w:tcPr>
-            <w:tcW w:w="3134" w:type="dxa"/>
+            <w:tcW w:w="3893" w:type="dxa"/>
             <w:gridSpan w:val="2"/>
             <w:tcBorders>
               <w:top w:val="nil"/>
@@ -538,7 +1775,7 @@
         </w:tblPrEx>
         <w:tc>
           <w:tcPr>
-            <w:tcW w:w="7692" w:type="dxa"/>
+            <w:tcW w:w="6933" w:type="dxa"/>
             <w:tcBorders>
               <w:top w:val="single" w:color="auto" w:sz="6" w:space="0"/>
               <w:left w:val="nil"/>
@@ -637,7 +1874,7 @@
         </w:tc>
         <w:tc>
           <w:tcPr>
-            <w:tcW w:w="1986" w:type="dxa"/>
+            <w:tcW w:w="1925" w:type="dxa"/>
             <w:tcBorders>
               <w:top w:val="single" w:color="auto" w:sz="6" w:space="0"/>
               <w:left w:val="nil"/>
@@ -687,7 +1924,7 @@
         </w:tc>
         <w:tc>
           <w:tcPr>
-            <w:tcW w:w="1148" w:type="dxa"/>
+            <w:tcW w:w="1968" w:type="dxa"/>
             <w:tcBorders>
               <w:top w:val="single" w:color="auto" w:sz="6" w:space="0"/>
               <w:left w:val="nil"/>
@@ -731,7 +1968,7 @@
                 <w:szCs w:val="18"/>
                 <w:lang w:val="en-US" w:eastAsia="zh-CN"/>
               </w:rPr>
-              <w:t>2024-2025</w:t>
+              <w:t>Aug 2024 - May 2025</w:t>
             </w:r>
           </w:p>
         </w:tc>
@@ -935,7 +2172,7 @@
         </w:tblPrEx>
         <w:tc>
           <w:tcPr>
-            <w:tcW w:w="7692" w:type="dxa"/>
+            <w:tcW w:w="6933" w:type="dxa"/>
             <w:tcBorders>
               <w:top w:val="nil"/>
               <w:left w:val="nil"/>
@@ -1025,7 +2262,7 @@
         </w:tc>
         <w:tc>
           <w:tcPr>
-            <w:tcW w:w="1986" w:type="dxa"/>
+            <w:tcW w:w="1925" w:type="dxa"/>
             <w:tcBorders>
               <w:top w:val="nil"/>
               <w:left w:val="nil"/>
@@ -1075,7 +2312,7 @@
         </w:tc>
         <w:tc>
           <w:tcPr>
-            <w:tcW w:w="1148" w:type="dxa"/>
+            <w:tcW w:w="1968" w:type="dxa"/>
             <w:tcBorders>
               <w:top w:val="nil"/>
               <w:left w:val="nil"/>
@@ -1119,7 +2356,7 @@
                 <w:szCs w:val="18"/>
                 <w:lang w:val="en-US" w:eastAsia="zh-CN"/>
               </w:rPr>
-              <w:t>2020-2024</w:t>
+              <w:t>Sept 2020 - Jun 2024</w:t>
             </w:r>
           </w:p>
         </w:tc>
@@ -1143,7 +2380,7 @@
         </w:tblPrEx>
         <w:tc>
           <w:tcPr>
-            <w:tcW w:w="7692" w:type="dxa"/>
+            <w:tcW w:w="6933" w:type="dxa"/>
             <w:tcBorders>
               <w:top w:val="nil"/>
               <w:left w:val="nil"/>
@@ -1211,7 +2448,7 @@
         </w:tc>
         <w:tc>
           <w:tcPr>
-            <w:tcW w:w="3134" w:type="dxa"/>
+            <w:tcW w:w="3893" w:type="dxa"/>
             <w:gridSpan w:val="2"/>
             <w:tcBorders>
               <w:top w:val="nil"/>
@@ -1264,7 +2501,7 @@
         </w:tblPrEx>
         <w:tc>
           <w:tcPr>
-            <w:tcW w:w="7692" w:type="dxa"/>
+            <w:tcW w:w="6933" w:type="dxa"/>
             <w:tcBorders>
               <w:top w:val="single" w:color="auto" w:sz="6" w:space="0"/>
               <w:left w:val="nil"/>
@@ -1288,6 +2525,7 @@
               <w:bidi w:val="0"/>
               <w:adjustRightInd/>
               <w:snapToGrid/>
+              <w:jc w:val="left"/>
               <w:textAlignment w:val="auto"/>
               <w:rPr>
                 <w:rFonts w:hint="default" w:ascii="Cambria" w:hAnsi="Cambria" w:eastAsia="SimHei" w:cs="Cambria"/>
@@ -1354,8 +2592,7 @@
         </w:tc>
         <w:tc>
           <w:tcPr>
-            <w:tcW w:w="3134" w:type="dxa"/>
-            <w:gridSpan w:val="2"/>
+            <w:tcW w:w="1925" w:type="dxa"/>
             <w:tcBorders>
               <w:top w:val="single" w:color="auto" w:sz="6" w:space="0"/>
               <w:left w:val="nil"/>
@@ -1389,6 +2626,58 @@
                 <w:iCs w:val="0"/>
                 <w:sz w:val="20"/>
                 <w:szCs w:val="21"/>
+                <w:lang w:val="en-US" w:eastAsia="zh-CN"/>
+              </w:rPr>
+            </w:pPr>
+            <w:r>
+              <w:rPr>
+                <w:rFonts w:hint="eastAsia" w:ascii="Cambria" w:hAnsi="Cambria" w:eastAsia="SimHei" w:cs="Cambria"/>
+                <w:i/>
+                <w:iCs/>
+                <w:sz w:val="18"/>
+                <w:szCs w:val="18"/>
+                <w:lang w:val="en-US" w:eastAsia="zh-CN"/>
+              </w:rPr>
+              <w:t>San Jose, CA</w:t>
+            </w:r>
+          </w:p>
+        </w:tc>
+        <w:tc>
+          <w:tcPr>
+            <w:tcW w:w="1968" w:type="dxa"/>
+            <w:tcBorders>
+              <w:top w:val="single" w:color="auto" w:sz="6" w:space="0"/>
+              <w:left w:val="nil"/>
+              <w:bottom w:val="nil"/>
+              <w:right w:val="nil"/>
+            </w:tcBorders>
+            <w:vAlign w:val="top"/>
+          </w:tcPr>
+          <w:p>
+            <w:pPr>
+              <w:keepNext w:val="0"/>
+              <w:keepLines w:val="0"/>
+              <w:pageBreakBefore w:val="0"/>
+              <w:widowControl w:val="0"/>
+              <w:kinsoku/>
+              <w:wordWrap w:val="0"/>
+              <w:overflowPunct/>
+              <w:topLinePunct w:val="0"/>
+              <w:autoSpaceDE/>
+              <w:autoSpaceDN/>
+              <w:bidi w:val="0"/>
+              <w:adjustRightInd/>
+              <w:snapToGrid/>
+              <w:jc w:val="right"/>
+              <w:textAlignment w:val="auto"/>
+              <w:rPr>
+                <w:rFonts w:hint="eastAsia" w:ascii="Cambria" w:hAnsi="Cambria" w:eastAsia="SimHei" w:cs="Cambria"/>
+                <w:b w:val="0"/>
+                <w:bCs w:val="0"/>
+                <w:i w:val="0"/>
+                <w:iCs w:val="0"/>
+                <w:sz w:val="18"/>
+                <w:szCs w:val="18"/>
                 <w:lang w:val="en-US" w:eastAsia="zh-CN"/>
               </w:rPr>
             </w:pPr>
@@ -1470,7 +2759,7 @@
               <w:widowControl w:val="0"/>
               <w:numPr>
                 <w:ilvl w:val="0"/>
-                <w:numId w:val="6"/>
+                <w:numId w:val="2"/>
               </w:numPr>
               <w:kinsoku/>
               <w:wordWrap/>
@@ -1529,7 +2818,7 @@
               <w:widowControl w:val="0"/>
               <w:numPr>
                 <w:ilvl w:val="0"/>
-                <w:numId w:val="6"/>
+                <w:numId w:val="2"/>
               </w:numPr>
               <w:kinsoku/>
               <w:wordWrap/>
@@ -1675,18 +2964,7 @@
                 <w:szCs w:val="18"/>
                 <w:lang w:val="en-US" w:eastAsia="zh-CN"/>
               </w:rPr>
-              <w:t>ver U</w:t>
-            </w:r>
-            <w:bookmarkStart w:id="0" w:name="_GoBack"/>
-            <w:bookmarkEnd w:id="0"/>
-            <w:r>
-              <w:rPr>
-                <w:rFonts w:hint="eastAsia" w:ascii="Cambria" w:hAnsi="Cambria" w:eastAsia="SimHei" w:cs="Cambria"/>
-                <w:sz w:val="18"/>
-                <w:szCs w:val="18"/>
-                <w:lang w:val="en-US" w:eastAsia="zh-CN"/>
-              </w:rPr>
-              <w:t>nion)</w:t>
+              <w:t>ver Union)</w:t>
             </w:r>
             <w:r>
               <w:rPr>
@@ -1733,7 +3011,7 @@
               <w:widowControl w:val="0"/>
               <w:numPr>
                 <w:ilvl w:val="0"/>
-                <w:numId w:val="6"/>
+                <w:numId w:val="2"/>
               </w:numPr>
               <w:kinsoku/>
               <w:wordWrap/>
@@ -1823,7 +3101,7 @@
               <w:widowControl w:val="0"/>
               <w:numPr>
                 <w:ilvl w:val="0"/>
-                <w:numId w:val="6"/>
+                <w:numId w:val="2"/>
               </w:numPr>
               <w:kinsoku/>
               <w:wordWrap/>
@@ -1938,7 +3216,7 @@
         </w:tblPrEx>
         <w:tc>
           <w:tcPr>
-            <w:tcW w:w="7692" w:type="dxa"/>
+            <w:tcW w:w="6933" w:type="dxa"/>
             <w:tcBorders>
               <w:top w:val="nil"/>
               <w:left w:val="nil"/>
@@ -1963,6 +3241,7 @@
               <w:adjustRightInd/>
               <w:snapToGrid/>
               <w:spacing w:before="79" w:beforeLines="25" w:line="280" w:lineRule="exact"/>
+              <w:jc w:val="left"/>
               <w:textAlignment w:val="auto"/>
               <w:rPr>
                 <w:rFonts w:hint="eastAsia" w:ascii="Cambria" w:hAnsi="Cambria" w:eastAsia="SimHei" w:cs="Cambria"/>
@@ -2027,8 +3306,61 @@
         </w:tc>
         <w:tc>
           <w:tcPr>
-            <w:tcW w:w="3134" w:type="dxa"/>
-            <w:gridSpan w:val="2"/>
+            <w:tcW w:w="1925" w:type="dxa"/>
+            <w:tcBorders>
+              <w:top w:val="nil"/>
+              <w:left w:val="nil"/>
+              <w:bottom w:val="nil"/>
+              <w:right w:val="nil"/>
+            </w:tcBorders>
+            <w:shd w:val="clear" w:color="auto" w:fill="auto"/>
+            <w:vAlign w:val="top"/>
+          </w:tcPr>
+          <w:p>
+            <w:pPr>
+              <w:keepNext w:val="0"/>
+              <w:keepLines w:val="0"/>
+              <w:pageBreakBefore w:val="0"/>
+              <w:widowControl w:val="0"/>
+              <w:kinsoku/>
+              <w:wordWrap/>
+              <w:overflowPunct/>
+              <w:topLinePunct w:val="0"/>
+              <w:autoSpaceDE/>
+              <w:autoSpaceDN/>
+              <w:bidi w:val="0"/>
+              <w:adjustRightInd/>
+              <w:snapToGrid/>
+              <w:spacing w:before="95" w:beforeLines="30" w:line="240" w:lineRule="exact"/>
+              <w:jc w:val="right"/>
+              <w:textAlignment w:val="auto"/>
+              <w:rPr>
+                <w:rFonts w:hint="default" w:ascii="Cambria" w:hAnsi="Cambria" w:eastAsia="SimHei" w:cs="Cambria"/>
+                <w:kern w:val="2"/>
+                <w:sz w:val="18"/>
+                <w:szCs w:val="18"/>
+                <w:lang w:val="en-US" w:eastAsia="zh-CN" w:bidi="ar-SA"/>
+                <w14:ligatures w14:val="standardContextual"/>
+              </w:rPr>
+            </w:pPr>
+            <w:r>
+              <w:rPr>
+                <w:rFonts w:hint="eastAsia" w:ascii="Cambria" w:hAnsi="Cambria" w:eastAsia="SimHei" w:cs="Cambria"/>
+                <w:b w:val="0"/>
+                <w:bCs w:val="0"/>
+                <w:i/>
+                <w:iCs/>
+                <w:sz w:val="18"/>
+                <w:szCs w:val="18"/>
+                <w:lang w:val="en-US" w:eastAsia="zh-CN"/>
+              </w:rPr>
+              <w:t>Shanghai, China</w:t>
+            </w:r>
+          </w:p>
+        </w:tc>
+        <w:tc>
+          <w:tcPr>
+            <w:tcW w:w="1968" w:type="dxa"/>
             <w:tcBorders>
               <w:top w:val="nil"/>
               <w:left w:val="nil"/>
@@ -2056,14 +3388,14 @@
               <w:jc w:val="right"/>
               <w:textAlignment w:val="auto"/>
               <w:rPr>
-                <w:rFonts w:hint="default" w:ascii="Cambria" w:hAnsi="Cambria" w:eastAsia="SimHei" w:cs="Cambria"/>
-                <w:b/>
-                <w:bCs/>
-                <w:color w:val="auto"/>
-                <w:sz w:val="18"/>
-                <w:szCs w:val="18"/>
-                <w:u w:val="none"/>
-                <w:lang w:val="en-US"/>
+                <w:rFonts w:hint="eastAsia" w:ascii="Cambria" w:hAnsi="Cambria" w:eastAsia="SimHei" w:cs="Cambria"/>
+                <w:b w:val="0"/>
+                <w:bCs w:val="0"/>
+                <w:i w:val="0"/>
+                <w:iCs w:val="0"/>
+                <w:sz w:val="18"/>
+                <w:szCs w:val="18"/>
+                <w:lang w:val="en-US" w:eastAsia="zh-CN"/>
               </w:rPr>
             </w:pPr>
             <w:r>
@@ -2144,7 +3476,7 @@
               <w:widowControl w:val="0"/>
               <w:numPr>
                 <w:ilvl w:val="0"/>
-                <w:numId w:val="6"/>
+                <w:numId w:val="2"/>
               </w:numPr>
               <w:kinsoku/>
               <w:wordWrap/>
@@ -2284,7 +3616,7 @@
               <w:widowControl w:val="0"/>
               <w:numPr>
                 <w:ilvl w:val="0"/>
-                <w:numId w:val="6"/>
+                <w:numId w:val="2"/>
               </w:numPr>
               <w:kinsoku/>
               <w:wordWrap/>
@@ -2367,7 +3699,7 @@
               <w:widowControl w:val="0"/>
               <w:numPr>
                 <w:ilvl w:val="0"/>
-                <w:numId w:val="6"/>
+                <w:numId w:val="2"/>
               </w:numPr>
               <w:kinsoku/>
               <w:wordWrap/>
@@ -2473,7 +3805,7 @@
               <w:widowControl w:val="0"/>
               <w:numPr>
                 <w:ilvl w:val="0"/>
-                <w:numId w:val="6"/>
+                <w:numId w:val="2"/>
               </w:numPr>
               <w:kinsoku/>
               <w:wordWrap/>
@@ -2661,7 +3993,7 @@
               <w:widowControl w:val="0"/>
               <w:numPr>
                 <w:ilvl w:val="0"/>
-                <w:numId w:val="6"/>
+                <w:numId w:val="2"/>
               </w:numPr>
               <w:kinsoku/>
               <w:wordWrap/>
@@ -2927,7 +4259,7 @@
             </w:r>
             <w:r>
               <w:rPr>
-                <w:rStyle w:val="15"/>
+                <w:rStyle w:val="16"/>
                 <w:rFonts w:hint="eastAsia" w:ascii="Cambria" w:hAnsi="Cambria" w:eastAsia="SimHei" w:cs="Cambria"/>
                 <w:b/>
                 <w:bCs/>
@@ -3014,7 +4346,7 @@
             </w:r>
             <w:r>
               <w:rPr>
-                <w:rStyle w:val="15"/>
+                <w:rStyle w:val="16"/>
                 <w:rFonts w:hint="eastAsia" w:ascii="Cambria" w:hAnsi="Cambria" w:eastAsia="SimHei" w:cs="Cambria"/>
                 <w:b/>
                 <w:bCs/>
@@ -3065,7 +4397,7 @@
         </w:tblPrEx>
         <w:tc>
           <w:tcPr>
-            <w:tcW w:w="7692" w:type="dxa"/>
+            <w:tcW w:w="6933" w:type="dxa"/>
             <w:tcBorders>
               <w:top w:val="nil"/>
               <w:left w:val="nil"/>
@@ -3096,6 +4428,7 @@
               <w:snapToGrid/>
               <w:spacing w:line="280" w:lineRule="exact"/>
               <w:ind w:left="0" w:leftChars="0" w:firstLine="0" w:firstLineChars="0"/>
+              <w:jc w:val="left"/>
               <w:textAlignment w:val="auto"/>
               <w:rPr>
                 <w:rFonts w:hint="eastAsia" w:ascii="Cambria" w:hAnsi="Cambria" w:eastAsia="SimHei" w:cs="Cambria"/>
@@ -3135,8 +4468,64 @@
         </w:tc>
         <w:tc>
           <w:tcPr>
-            <w:tcW w:w="3134" w:type="dxa"/>
-            <w:gridSpan w:val="2"/>
+            <w:tcW w:w="1925" w:type="dxa"/>
+            <w:tcBorders>
+              <w:top w:val="nil"/>
+              <w:left w:val="nil"/>
+              <w:bottom w:val="nil"/>
+              <w:right w:val="nil"/>
+            </w:tcBorders>
+            <w:shd w:val="clear" w:color="auto" w:fill="auto"/>
+            <w:vAlign w:val="top"/>
+          </w:tcPr>
+          <w:p>
+            <w:pPr>
+              <w:keepNext w:val="0"/>
+              <w:keepLines w:val="0"/>
+              <w:pageBreakBefore w:val="0"/>
+              <w:widowControl w:val="0"/>
+              <w:numPr>
+                <w:ilvl w:val="0"/>
+                <w:numId w:val="0"/>
+              </w:numPr>
+              <w:kinsoku/>
+              <w:wordWrap w:val="0"/>
+              <w:overflowPunct/>
+              <w:topLinePunct w:val="0"/>
+              <w:autoSpaceDE/>
+              <w:autoSpaceDN/>
+              <w:bidi w:val="0"/>
+              <w:adjustRightInd/>
+              <w:snapToGrid/>
+              <w:spacing w:line="280" w:lineRule="exact"/>
+              <w:ind w:left="0" w:leftChars="0" w:firstLine="0" w:firstLineChars="0"/>
+              <w:jc w:val="right"/>
+              <w:textAlignment w:val="auto"/>
+              <w:rPr>
+                <w:rFonts w:hint="default" w:ascii="Cambria" w:hAnsi="Cambria" w:eastAsia="SimHei" w:cs="Cambria"/>
+                <w:i/>
+                <w:iCs/>
+                <w:sz w:val="18"/>
+                <w:szCs w:val="18"/>
+                <w:lang w:val="en-US" w:eastAsia="zh-CN"/>
+              </w:rPr>
+            </w:pPr>
+            <w:r>
+              <w:rPr>
+                <w:rFonts w:hint="eastAsia" w:ascii="Cambria" w:hAnsi="Cambria" w:eastAsia="SimHei" w:cs="Cambria"/>
+                <w:i/>
+                <w:iCs/>
+                <w:sz w:val="18"/>
+                <w:szCs w:val="18"/>
+                <w:lang w:val="en-US" w:eastAsia="zh-CN"/>
+              </w:rPr>
+              <w:t>Shanghai, China</w:t>
+            </w:r>
+          </w:p>
+        </w:tc>
+        <w:tc>
+          <w:tcPr>
+            <w:tcW w:w="1968" w:type="dxa"/>
             <w:tcBorders>
               <w:top w:val="nil"/>
               <w:left w:val="nil"/>
@@ -3170,7 +4559,7 @@
               <w:jc w:val="right"/>
               <w:textAlignment w:val="auto"/>
               <w:rPr>
-                <w:rFonts w:hint="default" w:ascii="Cambria" w:hAnsi="Cambria" w:eastAsia="SimHei" w:cs="Cambria"/>
+                <w:rFonts w:hint="eastAsia" w:ascii="Cambria" w:hAnsi="Cambria" w:eastAsia="SimHei" w:cs="Cambria"/>
                 <w:i w:val="0"/>
                 <w:iCs w:val="0"/>
                 <w:sz w:val="18"/>
@@ -3187,7 +4576,7 @@
                 <w:szCs w:val="18"/>
                 <w:lang w:val="en-US" w:eastAsia="zh-CN"/>
               </w:rPr>
-              <w:t>2022-2024</w:t>
+              <w:t>Jun 2022 - Jan 2024</w:t>
             </w:r>
           </w:p>
         </w:tc>
@@ -3230,7 +4619,7 @@
               <w:widowControl w:val="0"/>
               <w:numPr>
                 <w:ilvl w:val="0"/>
-                <w:numId w:val="6"/>
+                <w:numId w:val="2"/>
               </w:numPr>
               <w:kinsoku/>
               <w:wordWrap/>
@@ -3580,7 +4969,7 @@
               <w:widowControl w:val="0"/>
               <w:numPr>
                 <w:ilvl w:val="0"/>
-                <w:numId w:val="6"/>
+                <w:numId w:val="2"/>
               </w:numPr>
               <w:kinsoku/>
               <w:wordWrap/>
@@ -3678,7 +5067,7 @@
         </w:tblPrEx>
         <w:tc>
           <w:tcPr>
-            <w:tcW w:w="7692" w:type="dxa"/>
+            <w:tcW w:w="6933" w:type="dxa"/>
             <w:tcBorders>
               <w:top w:val="nil"/>
               <w:left w:val="nil"/>
@@ -3709,6 +5098,7 @@
               <w:snapToGrid/>
               <w:spacing w:before="32" w:beforeLines="10" w:line="280" w:lineRule="exact"/>
               <w:ind w:left="0" w:leftChars="0" w:firstLine="0" w:firstLineChars="0"/>
+              <w:jc w:val="left"/>
               <w:textAlignment w:val="auto"/>
               <w:rPr>
                 <w:rFonts w:hint="eastAsia" w:ascii="Cambria" w:hAnsi="Cambria" w:eastAsia="SimHei" w:cs="Cambria"/>
@@ -3749,8 +5139,64 @@
         </w:tc>
         <w:tc>
           <w:tcPr>
-            <w:tcW w:w="3134" w:type="dxa"/>
-            <w:gridSpan w:val="2"/>
+            <w:tcW w:w="1925" w:type="dxa"/>
+            <w:tcBorders>
+              <w:top w:val="nil"/>
+              <w:left w:val="nil"/>
+              <w:bottom w:val="nil"/>
+              <w:right w:val="nil"/>
+            </w:tcBorders>
+            <w:shd w:val="clear" w:color="auto" w:fill="auto"/>
+            <w:vAlign w:val="top"/>
+          </w:tcPr>
+          <w:p>
+            <w:pPr>
+              <w:keepNext w:val="0"/>
+              <w:keepLines w:val="0"/>
+              <w:pageBreakBefore w:val="0"/>
+              <w:widowControl w:val="0"/>
+              <w:numPr>
+                <w:ilvl w:val="0"/>
+                <w:numId w:val="0"/>
+              </w:numPr>
+              <w:kinsoku/>
+              <w:wordWrap w:val="0"/>
+              <w:overflowPunct/>
+              <w:topLinePunct w:val="0"/>
+              <w:autoSpaceDE/>
+              <w:autoSpaceDN/>
+              <w:bidi w:val="0"/>
+              <w:adjustRightInd/>
+              <w:snapToGrid/>
+              <w:spacing w:before="32" w:beforeLines="10" w:line="280" w:lineRule="exact"/>
+              <w:ind w:left="0" w:leftChars="0" w:firstLine="0" w:firstLineChars="0"/>
+              <w:jc w:val="right"/>
+              <w:textAlignment w:val="auto"/>
+              <w:rPr>
+                <w:rFonts w:hint="default" w:ascii="Cambria" w:hAnsi="Cambria" w:eastAsia="SimHei" w:cs="Cambria"/>
+                <w:i/>
+                <w:iCs/>
+                <w:sz w:val="18"/>
+                <w:szCs w:val="18"/>
+                <w:lang w:val="en-US" w:eastAsia="zh-CN"/>
+              </w:rPr>
+            </w:pPr>
+            <w:r>
+              <w:rPr>
+                <w:rFonts w:hint="eastAsia" w:ascii="Cambria" w:hAnsi="Cambria" w:eastAsia="SimHei" w:cs="Cambria"/>
+                <w:i/>
+                <w:iCs/>
+                <w:sz w:val="18"/>
+                <w:szCs w:val="18"/>
+                <w:lang w:val="en-US" w:eastAsia="zh-CN"/>
+              </w:rPr>
+              <w:t>Shanghai, China</w:t>
+            </w:r>
+          </w:p>
+        </w:tc>
+        <w:tc>
+          <w:tcPr>
+            <w:tcW w:w="1968" w:type="dxa"/>
             <w:tcBorders>
               <w:top w:val="nil"/>
               <w:left w:val="nil"/>
@@ -3784,9 +5230,9 @@
               <w:jc w:val="right"/>
               <w:textAlignment w:val="auto"/>
               <w:rPr>
-                <w:rFonts w:hint="default" w:ascii="Cambria" w:hAnsi="Cambria" w:eastAsia="SimHei" w:cs="Cambria"/>
-                <w:i/>
-                <w:iCs/>
+                <w:rFonts w:hint="eastAsia" w:ascii="Cambria" w:hAnsi="Cambria" w:eastAsia="SimHei" w:cs="Cambria"/>
+                <w:i w:val="0"/>
+                <w:iCs w:val="0"/>
                 <w:sz w:val="18"/>
                 <w:szCs w:val="18"/>
                 <w:lang w:val="en-US" w:eastAsia="zh-CN"/>
@@ -3801,7 +5247,7 @@
                 <w:szCs w:val="18"/>
                 <w:lang w:val="en-US" w:eastAsia="zh-CN"/>
               </w:rPr>
-              <w:t>2020-2022</w:t>
+              <w:t>Sept 2020 - Jun 2022</w:t>
             </w:r>
           </w:p>
         </w:tc>
@@ -3844,7 +5290,7 @@
               <w:widowControl w:val="0"/>
               <w:numPr>
                 <w:ilvl w:val="0"/>
-                <w:numId w:val="6"/>
+                <w:numId w:val="2"/>
               </w:numPr>
               <w:kinsoku/>
               <w:wordWrap/>
@@ -4002,7 +5448,7 @@
               <w:widowControl w:val="0"/>
               <w:numPr>
                 <w:ilvl w:val="0"/>
-                <w:numId w:val="6"/>
+                <w:numId w:val="2"/>
               </w:numPr>
               <w:kinsoku/>
               <w:wordWrap/>
@@ -4138,7 +5584,7 @@
               <w:widowControl w:val="0"/>
               <w:numPr>
                 <w:ilvl w:val="0"/>
-                <w:numId w:val="6"/>
+                <w:numId w:val="2"/>
               </w:numPr>
               <w:kinsoku/>
               <w:wordWrap/>
@@ -4289,7 +5735,7 @@
               <w:widowControl w:val="0"/>
               <w:numPr>
                 <w:ilvl w:val="0"/>
-                <w:numId w:val="6"/>
+                <w:numId w:val="2"/>
               </w:numPr>
               <w:kinsoku/>
               <w:wordWrap/>
@@ -4477,7 +5923,7 @@
         </w:tblPrEx>
         <w:tc>
           <w:tcPr>
-            <w:tcW w:w="7692" w:type="dxa"/>
+            <w:tcW w:w="6933" w:type="dxa"/>
             <w:tcBorders>
               <w:top w:val="nil"/>
               <w:left w:val="nil"/>
@@ -4508,6 +5954,7 @@
               <w:snapToGrid/>
               <w:spacing w:before="79" w:beforeLines="25" w:line="280" w:lineRule="exact"/>
               <w:ind w:left="0" w:leftChars="0" w:firstLine="0" w:firstLineChars="0"/>
+              <w:jc w:val="left"/>
               <w:textAlignment w:val="auto"/>
               <w:rPr>
                 <w:rFonts w:hint="default" w:ascii="Cambria" w:hAnsi="Cambria" w:eastAsia="SimHei" w:cs="Cambria"/>
@@ -4593,7 +6040,7 @@
             </w:r>
             <w:r>
               <w:rPr>
-                <w:rStyle w:val="15"/>
+                <w:rStyle w:val="16"/>
                 <w:rFonts w:hint="eastAsia" w:ascii="Cambria" w:hAnsi="Cambria" w:eastAsia="SimHei" w:cs="Cambria"/>
                 <w:b/>
                 <w:bCs/>
@@ -4652,8 +6099,72 @@
         </w:tc>
         <w:tc>
           <w:tcPr>
-            <w:tcW w:w="3134" w:type="dxa"/>
-            <w:gridSpan w:val="2"/>
+            <w:tcW w:w="1925" w:type="dxa"/>
+            <w:tcBorders>
+              <w:top w:val="nil"/>
+              <w:left w:val="nil"/>
+              <w:bottom w:val="nil"/>
+              <w:right w:val="nil"/>
+            </w:tcBorders>
+            <w:shd w:val="clear" w:color="auto" w:fill="auto"/>
+            <w:vAlign w:val="top"/>
+          </w:tcPr>
+          <w:p>
+            <w:pPr>
+              <w:keepNext w:val="0"/>
+              <w:keepLines w:val="0"/>
+              <w:pageBreakBefore w:val="0"/>
+              <w:widowControl w:val="0"/>
+              <w:numPr>
+                <w:ilvl w:val="0"/>
+                <w:numId w:val="0"/>
+              </w:numPr>
+              <w:kinsoku/>
+              <w:wordWrap w:val="0"/>
+              <w:overflowPunct/>
+              <w:topLinePunct w:val="0"/>
+              <w:autoSpaceDE/>
+              <w:autoSpaceDN/>
+              <w:bidi w:val="0"/>
+              <w:adjustRightInd/>
+              <w:snapToGrid/>
+              <w:spacing w:before="79" w:beforeLines="25" w:line="280" w:lineRule="exact"/>
+              <w:ind w:left="0" w:leftChars="0" w:firstLine="0" w:firstLineChars="0"/>
+              <w:jc w:val="right"/>
+              <w:textAlignment w:val="auto"/>
+              <w:rPr>
+                <w:rFonts w:hint="default" w:ascii="Cambria" w:hAnsi="Cambria" w:eastAsia="SimHei" w:cs="Cambria"/>
+                <w:b w:val="0"/>
+                <w:bCs w:val="0"/>
+                <w:i w:val="0"/>
+                <w:iCs w:val="0"/>
+                <w:color w:val="auto"/>
+                <w:sz w:val="18"/>
+                <w:szCs w:val="18"/>
+                <w:u w:val="none"/>
+                <w:lang w:val="en-US" w:eastAsia="zh-CN"/>
+              </w:rPr>
+            </w:pPr>
+            <w:r>
+              <w:rPr>
+                <w:rFonts w:hint="eastAsia" w:ascii="Cambria" w:hAnsi="Cambria" w:eastAsia="SimHei" w:cs="Cambria"/>
+                <w:b w:val="0"/>
+                <w:bCs w:val="0"/>
+                <w:i/>
+                <w:iCs/>
+                <w:color w:val="auto"/>
+                <w:sz w:val="18"/>
+                <w:szCs w:val="18"/>
+                <w:u w:val="none"/>
+                <w:lang w:val="en-US" w:eastAsia="zh-CN"/>
+              </w:rPr>
+              <w:t>Shanghai, China</w:t>
+            </w:r>
+          </w:p>
+        </w:tc>
+        <w:tc>
+          <w:tcPr>
+            <w:tcW w:w="1968" w:type="dxa"/>
             <w:tcBorders>
               <w:top w:val="nil"/>
               <w:left w:val="nil"/>
@@ -4687,20 +6198,6 @@
               <w:jc w:val="right"/>
               <w:textAlignment w:val="auto"/>
               <w:rPr>
-                <w:rFonts w:hint="default" w:ascii="Cambria" w:hAnsi="Cambria" w:eastAsia="SimHei" w:cs="Cambria"/>
-                <w:b/>
-                <w:bCs/>
-                <w:i w:val="0"/>
-                <w:iCs w:val="0"/>
-                <w:color w:val="auto"/>
-                <w:sz w:val="18"/>
-                <w:szCs w:val="18"/>
-                <w:u w:val="none"/>
-                <w:lang w:val="en-US" w:eastAsia="zh-CN"/>
-              </w:rPr>
-            </w:pPr>
-            <w:r>
-              <w:rPr>
                 <w:rFonts w:hint="eastAsia" w:ascii="Cambria" w:hAnsi="Cambria" w:eastAsia="SimHei" w:cs="Cambria"/>
                 <w:b w:val="0"/>
                 <w:bCs w:val="0"/>
@@ -4712,7 +6209,21 @@
                 <w:u w:val="none"/>
                 <w:lang w:val="en-US" w:eastAsia="zh-CN"/>
               </w:rPr>
-              <w:t>2017-2020</w:t>
+            </w:pPr>
+            <w:r>
+              <w:rPr>
+                <w:rFonts w:hint="eastAsia" w:ascii="Cambria" w:hAnsi="Cambria" w:eastAsia="SimHei" w:cs="Cambria"/>
+                <w:b w:val="0"/>
+                <w:bCs w:val="0"/>
+                <w:i w:val="0"/>
+                <w:iCs w:val="0"/>
+                <w:color w:val="auto"/>
+                <w:sz w:val="18"/>
+                <w:szCs w:val="18"/>
+                <w:u w:val="none"/>
+                <w:lang w:val="en-US" w:eastAsia="zh-CN"/>
+              </w:rPr>
+              <w:t>Sept 2017 - Jan 2020</w:t>
             </w:r>
           </w:p>
         </w:tc>
@@ -4755,7 +6266,7 @@
               <w:widowControl w:val="0"/>
               <w:numPr>
                 <w:ilvl w:val="0"/>
-                <w:numId w:val="6"/>
+                <w:numId w:val="2"/>
               </w:numPr>
               <w:kinsoku/>
               <w:wordWrap/>
@@ -5058,7 +6569,7 @@
               <w:widowControl w:val="0"/>
               <w:numPr>
                 <w:ilvl w:val="0"/>
-                <w:numId w:val="6"/>
+                <w:numId w:val="2"/>
               </w:numPr>
               <w:kinsoku/>
               <w:wordWrap/>
@@ -5464,7 +6975,7 @@
             </w:r>
             <w:r>
               <w:rPr>
-                <w:rStyle w:val="13"/>
+                <w:rStyle w:val="14"/>
                 <w:rFonts w:hint="eastAsia" w:ascii="Cambria" w:hAnsi="Cambria" w:eastAsia="SimHei" w:cs="Cambria"/>
                 <w:b/>
                 <w:bCs/>
@@ -5480,7 +6991,7 @@
             </w:r>
             <w:r>
               <w:rPr>
-                <w:rStyle w:val="13"/>
+                <w:rStyle w:val="14"/>
                 <w:rFonts w:hint="eastAsia" w:ascii="Cambria" w:hAnsi="Cambria" w:eastAsia="SimHei" w:cs="Cambria"/>
                 <w:b/>
                 <w:bCs/>
@@ -5496,7 +7007,7 @@
             </w:r>
             <w:r>
               <w:rPr>
-                <w:rStyle w:val="13"/>
+                <w:rStyle w:val="14"/>
                 <w:rFonts w:hint="eastAsia" w:ascii="Cambria" w:hAnsi="Cambria" w:eastAsia="SimHei" w:cs="Cambria"/>
                 <w:b/>
                 <w:bCs/>
@@ -5512,7 +7023,7 @@
             </w:r>
             <w:r>
               <w:rPr>
-                <w:rStyle w:val="13"/>
+                <w:rStyle w:val="14"/>
                 <w:rFonts w:hint="eastAsia" w:ascii="Cambria" w:hAnsi="Cambria" w:eastAsia="SimHei" w:cs="Cambria"/>
                 <w:b/>
                 <w:bCs/>
@@ -5528,7 +7039,7 @@
             </w:r>
             <w:r>
               <w:rPr>
-                <w:rStyle w:val="13"/>
+                <w:rStyle w:val="14"/>
                 <w:rFonts w:hint="eastAsia" w:ascii="Cambria" w:hAnsi="Cambria" w:eastAsia="SimHei" w:cs="Cambria"/>
                 <w:b/>
                 <w:bCs/>
@@ -5556,7 +7067,7 @@
             </w:r>
             <w:r>
               <w:rPr>
-                <w:rStyle w:val="13"/>
+                <w:rStyle w:val="14"/>
                 <w:rFonts w:hint="eastAsia" w:ascii="Cambria" w:hAnsi="Cambria" w:eastAsia="SimHei" w:cs="Cambria"/>
                 <w:b/>
                 <w:bCs/>
@@ -5572,7 +7083,7 @@
             </w:r>
             <w:r>
               <w:rPr>
-                <w:rStyle w:val="13"/>
+                <w:rStyle w:val="14"/>
                 <w:rFonts w:hint="eastAsia" w:ascii="Cambria" w:hAnsi="Cambria" w:eastAsia="SimHei" w:cs="Cambria"/>
                 <w:b/>
                 <w:bCs/>
@@ -5588,7 +7099,7 @@
             </w:r>
             <w:r>
               <w:rPr>
-                <w:rStyle w:val="13"/>
+                <w:rStyle w:val="14"/>
                 <w:rFonts w:hint="eastAsia" w:ascii="Cambria" w:hAnsi="Cambria" w:eastAsia="SimHei" w:cs="Cambria"/>
                 <w:b/>
                 <w:bCs/>
@@ -5604,7 +7115,7 @@
             </w:r>
             <w:r>
               <w:rPr>
-                <w:rStyle w:val="13"/>
+                <w:rStyle w:val="14"/>
                 <w:rFonts w:hint="eastAsia" w:ascii="Cambria" w:hAnsi="Cambria" w:eastAsia="SimHei" w:cs="Cambria"/>
                 <w:b/>
                 <w:bCs/>
@@ -5620,7 +7131,7 @@
             </w:r>
             <w:r>
               <w:rPr>
-                <w:rStyle w:val="13"/>
+                <w:rStyle w:val="14"/>
                 <w:rFonts w:hint="eastAsia" w:ascii="Cambria" w:hAnsi="Cambria" w:eastAsia="SimHei" w:cs="Cambria"/>
                 <w:b/>
                 <w:bCs/>
@@ -5687,7 +7198,7 @@
               <w:widowControl w:val="0"/>
               <w:numPr>
                 <w:ilvl w:val="0"/>
-                <w:numId w:val="6"/>
+                <w:numId w:val="2"/>
               </w:numPr>
               <w:kinsoku/>
               <w:wordWrap/>
@@ -5825,7 +7336,7 @@
               <w:widowControl w:val="0"/>
               <w:numPr>
                 <w:ilvl w:val="0"/>
-                <w:numId w:val="6"/>
+                <w:numId w:val="2"/>
               </w:numPr>
               <w:kinsoku/>
               <w:wordWrap/>
@@ -5974,7 +7485,7 @@
               <w:widowControl w:val="0"/>
               <w:numPr>
                 <w:ilvl w:val="0"/>
-                <w:numId w:val="6"/>
+                <w:numId w:val="2"/>
               </w:numPr>
               <w:kinsoku/>
               <w:wordWrap/>
@@ -6124,7 +7635,8 @@
         </w:tblPrEx>
         <w:tc>
           <w:tcPr>
-            <w:tcW w:w="7692" w:type="dxa"/>
+            <w:tcW w:w="10826" w:type="dxa"/>
+            <w:gridSpan w:val="3"/>
             <w:tcBorders>
               <w:top w:val="nil"/>
               <w:left w:val="nil"/>
@@ -6150,17 +7662,18 @@
               <w:adjustRightInd/>
               <w:snapToGrid/>
               <w:spacing w:before="79" w:beforeLines="25" w:line="240" w:lineRule="auto"/>
+              <w:jc w:val="left"/>
               <w:textAlignment w:val="auto"/>
               <w:rPr>
-                <w:rFonts w:hint="eastAsia" w:ascii="Cambria" w:hAnsi="Cambria" w:eastAsia="SimHei" w:cs="Cambria"/>
-                <w:i/>
-                <w:iCs/>
-                <w:color w:val="auto"/>
-                <w:kern w:val="2"/>
-                <w:sz w:val="18"/>
-                <w:szCs w:val="18"/>
-                <w:lang w:val="en-US" w:eastAsia="zh-CN" w:bidi="ar-SA"/>
-                <w14:ligatures w14:val="standardContextual"/>
+                <w:rFonts w:hint="default" w:ascii="Cambria" w:hAnsi="Cambria" w:eastAsia="SimHei" w:cs="Cambria"/>
+                <w:b/>
+                <w:bCs/>
+                <w:i w:val="0"/>
+                <w:iCs w:val="0"/>
+                <w:color w:val="auto"/>
+                <w:sz w:val="18"/>
+                <w:szCs w:val="18"/>
+                <w:lang w:val="en-US" w:eastAsia="zh-CN"/>
               </w:rPr>
             </w:pPr>
             <w:r>
@@ -6191,7 +7704,7 @@
             </w:r>
             <w:r>
               <w:rPr>
-                <w:rStyle w:val="15"/>
+                <w:rStyle w:val="16"/>
                 <w:rFonts w:hint="eastAsia" w:ascii="Cambria" w:hAnsi="Cambria" w:eastAsia="SimHei" w:cs="Cambria"/>
                 <w:b/>
                 <w:bCs/>
@@ -6207,7 +7720,7 @@
             </w:r>
             <w:r>
               <w:rPr>
-                <w:rStyle w:val="15"/>
+                <w:rStyle w:val="16"/>
                 <w:rFonts w:hint="eastAsia" w:ascii="Cambria" w:hAnsi="Cambria" w:eastAsia="SimHei" w:cs="Cambria"/>
                 <w:b/>
                 <w:bCs/>
@@ -6223,7 +7736,7 @@
             </w:r>
             <w:r>
               <w:rPr>
-                <w:rStyle w:val="15"/>
+                <w:rStyle w:val="16"/>
                 <w:rFonts w:hint="eastAsia" w:ascii="Cambria" w:hAnsi="Cambria" w:eastAsia="SimHei" w:cs="Cambria"/>
                 <w:b/>
                 <w:bCs/>
@@ -6239,7 +7752,7 @@
             </w:r>
             <w:r>
               <w:rPr>
-                <w:rStyle w:val="15"/>
+                <w:rStyle w:val="16"/>
                 <w:rFonts w:hint="eastAsia" w:ascii="Cambria" w:hAnsi="Cambria" w:eastAsia="SimHei" w:cs="Cambria"/>
                 <w:b/>
                 <w:bCs/>
@@ -6255,7 +7768,7 @@
             </w:r>
             <w:r>
               <w:rPr>
-                <w:rStyle w:val="15"/>
+                <w:rStyle w:val="16"/>
                 <w:rFonts w:hint="eastAsia" w:ascii="Cambria" w:hAnsi="Cambria" w:eastAsia="SimHei" w:cs="Cambria"/>
                 <w:b/>
                 <w:bCs/>
@@ -6271,7 +7784,7 @@
             </w:r>
             <w:r>
               <w:rPr>
-                <w:rStyle w:val="15"/>
+                <w:rStyle w:val="16"/>
                 <w:rFonts w:hint="eastAsia" w:ascii="Cambria" w:hAnsi="Cambria" w:eastAsia="SimHei" w:cs="Cambria"/>
                 <w:b w:val="0"/>
                 <w:bCs w:val="0"/>
@@ -6287,7 +7800,7 @@
             </w:r>
             <w:r>
               <w:rPr>
-                <w:rStyle w:val="15"/>
+                <w:rStyle w:val="16"/>
                 <w:rFonts w:hint="eastAsia" w:ascii="Cambria" w:hAnsi="Cambria" w:eastAsia="SimHei" w:cs="Cambria"/>
                 <w:b/>
                 <w:bCs/>
@@ -6303,7 +7816,7 @@
             </w:r>
             <w:r>
               <w:rPr>
-                <w:rStyle w:val="15"/>
+                <w:rStyle w:val="16"/>
                 <w:rFonts w:hint="eastAsia" w:ascii="Cambria" w:hAnsi="Cambria" w:eastAsia="SimHei" w:cs="Cambria"/>
                 <w:b/>
                 <w:bCs/>
@@ -6319,7 +7832,7 @@
             </w:r>
             <w:r>
               <w:rPr>
-                <w:rStyle w:val="15"/>
+                <w:rStyle w:val="16"/>
                 <w:rFonts w:hint="eastAsia" w:ascii="Cambria" w:hAnsi="Cambria" w:eastAsia="SimHei" w:cs="Cambria"/>
                 <w:b/>
                 <w:bCs/>
@@ -6335,7 +7848,7 @@
             </w:r>
             <w:r>
               <w:rPr>
-                <w:rStyle w:val="15"/>
+                <w:rStyle w:val="16"/>
                 <w:rFonts w:hint="eastAsia" w:ascii="Cambria" w:hAnsi="Cambria" w:eastAsia="SimHei" w:cs="Cambria"/>
                 <w:b/>
                 <w:bCs/>
@@ -6351,7 +7864,7 @@
             </w:r>
             <w:r>
               <w:rPr>
-                <w:rStyle w:val="15"/>
+                <w:rStyle w:val="16"/>
                 <w:rFonts w:hint="eastAsia" w:ascii="Cambria" w:hAnsi="Cambria" w:eastAsia="SimHei" w:cs="Cambria"/>
                 <w:b/>
                 <w:bCs/>
@@ -6391,51 +7904,6 @@
               </w:rPr>
               <w:t>| LLM, Flask, React.js, Python, HTML&amp;CSS</w:t>
             </w:r>
-          </w:p>
-        </w:tc>
-        <w:tc>
-          <w:tcPr>
-            <w:tcW w:w="3134" w:type="dxa"/>
-            <w:gridSpan w:val="2"/>
-            <w:tcBorders>
-              <w:top w:val="nil"/>
-              <w:left w:val="nil"/>
-              <w:bottom w:val="nil"/>
-              <w:right w:val="nil"/>
-            </w:tcBorders>
-            <w:shd w:val="clear" w:color="auto" w:fill="auto"/>
-            <w:vAlign w:val="top"/>
-          </w:tcPr>
-          <w:p>
-            <w:pPr>
-              <w:keepNext w:val="0"/>
-              <w:keepLines w:val="0"/>
-              <w:pageBreakBefore w:val="0"/>
-              <w:widowControl w:val="0"/>
-              <w:kinsoku/>
-              <w:wordWrap/>
-              <w:overflowPunct/>
-              <w:topLinePunct w:val="0"/>
-              <w:autoSpaceDE/>
-              <w:autoSpaceDN/>
-              <w:bidi w:val="0"/>
-              <w:adjustRightInd/>
-              <w:snapToGrid/>
-              <w:spacing w:before="79" w:beforeLines="25" w:line="240" w:lineRule="auto"/>
-              <w:jc w:val="right"/>
-              <w:textAlignment w:val="auto"/>
-              <w:rPr>
-                <w:rFonts w:hint="default" w:ascii="Cambria" w:hAnsi="Cambria" w:eastAsia="SimHei" w:cs="Cambria"/>
-                <w:b/>
-                <w:bCs/>
-                <w:i w:val="0"/>
-                <w:iCs w:val="0"/>
-                <w:color w:val="auto"/>
-                <w:sz w:val="18"/>
-                <w:szCs w:val="18"/>
-                <w:lang w:val="en-US" w:eastAsia="zh-CN"/>
-              </w:rPr>
-            </w:pPr>
           </w:p>
         </w:tc>
       </w:tr>
@@ -6477,7 +7945,7 @@
               <w:widowControl w:val="0"/>
               <w:numPr>
                 <w:ilvl w:val="0"/>
-                <w:numId w:val="6"/>
+                <w:numId w:val="2"/>
               </w:numPr>
               <w:kinsoku/>
               <w:wordWrap/>
@@ -6602,7 +8070,7 @@
               <w:widowControl w:val="0"/>
               <w:numPr>
                 <w:ilvl w:val="0"/>
-                <w:numId w:val="6"/>
+                <w:numId w:val="2"/>
               </w:numPr>
               <w:kinsoku/>
               <w:wordWrap/>
@@ -6648,7 +8116,7 @@
               <w:widowControl w:val="0"/>
               <w:numPr>
                 <w:ilvl w:val="0"/>
-                <w:numId w:val="6"/>
+                <w:numId w:val="2"/>
               </w:numPr>
               <w:kinsoku/>
               <w:wordWrap/>
@@ -6868,7 +8336,7 @@
             </w:r>
             <w:r>
               <w:rPr>
-                <w:rStyle w:val="15"/>
+                <w:rStyle w:val="16"/>
                 <w:rFonts w:hint="eastAsia" w:ascii="Cambria" w:hAnsi="Cambria" w:eastAsia="SimHei" w:cs="Cambria"/>
                 <w:b/>
                 <w:bCs/>
@@ -6884,7 +8352,7 @@
             </w:r>
             <w:r>
               <w:rPr>
-                <w:rStyle w:val="15"/>
+                <w:rStyle w:val="16"/>
                 <w:rFonts w:hint="eastAsia" w:ascii="Cambria" w:hAnsi="Cambria" w:eastAsia="SimHei" w:cs="Cambria"/>
                 <w:b/>
                 <w:bCs/>
@@ -6900,7 +8368,7 @@
             </w:r>
             <w:r>
               <w:rPr>
-                <w:rStyle w:val="15"/>
+                <w:rStyle w:val="16"/>
                 <w:rFonts w:hint="eastAsia" w:ascii="Cambria" w:hAnsi="Cambria" w:eastAsia="SimHei" w:cs="Cambria"/>
                 <w:b/>
                 <w:bCs/>
@@ -6916,7 +8384,7 @@
             </w:r>
             <w:r>
               <w:rPr>
-                <w:rStyle w:val="13"/>
+                <w:rStyle w:val="14"/>
                 <w:rFonts w:hint="eastAsia" w:ascii="Cambria" w:hAnsi="Cambria" w:eastAsia="SimHei" w:cs="Cambria"/>
                 <w:b/>
                 <w:bCs/>
@@ -6932,7 +8400,7 @@
             </w:r>
             <w:r>
               <w:rPr>
-                <w:rStyle w:val="15"/>
+                <w:rStyle w:val="16"/>
                 <w:rFonts w:hint="eastAsia" w:ascii="Cambria" w:hAnsi="Cambria" w:eastAsia="SimHei" w:cs="Cambria"/>
                 <w:b/>
                 <w:bCs/>
@@ -6960,7 +8428,7 @@
             </w:r>
             <w:r>
               <w:rPr>
-                <w:rStyle w:val="13"/>
+                <w:rStyle w:val="14"/>
                 <w:rFonts w:hint="eastAsia" w:ascii="Cambria" w:hAnsi="Cambria" w:eastAsia="SimHei" w:cs="Cambria"/>
                 <w:b/>
                 <w:bCs/>
@@ -6976,7 +8444,7 @@
             </w:r>
             <w:r>
               <w:rPr>
-                <w:rStyle w:val="13"/>
+                <w:rStyle w:val="14"/>
                 <w:rFonts w:hint="eastAsia" w:ascii="Cambria" w:hAnsi="Cambria" w:eastAsia="SimHei" w:cs="Cambria"/>
                 <w:b/>
                 <w:bCs/>
@@ -6992,7 +8460,7 @@
             </w:r>
             <w:r>
               <w:rPr>
-                <w:rStyle w:val="13"/>
+                <w:rStyle w:val="14"/>
                 <w:rFonts w:hint="eastAsia" w:ascii="Cambria" w:hAnsi="Cambria" w:eastAsia="SimHei" w:cs="Cambria"/>
                 <w:b/>
                 <w:bCs/>
@@ -7008,7 +8476,7 @@
             </w:r>
             <w:r>
               <w:rPr>
-                <w:rStyle w:val="13"/>
+                <w:rStyle w:val="14"/>
                 <w:rFonts w:hint="eastAsia" w:ascii="Cambria" w:hAnsi="Cambria" w:eastAsia="SimHei" w:cs="Cambria"/>
                 <w:b/>
                 <w:bCs/>
@@ -7024,7 +8492,7 @@
             </w:r>
             <w:r>
               <w:rPr>
-                <w:rStyle w:val="13"/>
+                <w:rStyle w:val="14"/>
                 <w:rFonts w:hint="eastAsia" w:ascii="Cambria" w:hAnsi="Cambria" w:eastAsia="SimHei" w:cs="Cambria"/>
                 <w:b/>
                 <w:bCs/>
@@ -7078,7 +8546,7 @@
               <w:widowControl w:val="0"/>
               <w:numPr>
                 <w:ilvl w:val="0"/>
-                <w:numId w:val="6"/>
+                <w:numId w:val="2"/>
               </w:numPr>
               <w:kinsoku/>
               <w:wordWrap/>
@@ -7393,7 +8861,7 @@
               <w:widowControl w:val="0"/>
               <w:numPr>
                 <w:ilvl w:val="0"/>
-                <w:numId w:val="6"/>
+                <w:numId w:val="2"/>
               </w:numPr>
               <w:kinsoku/>
               <w:wordWrap/>
@@ -7492,7 +8960,7 @@
               <w:widowControl w:val="0"/>
               <w:numPr>
                 <w:ilvl w:val="0"/>
-                <w:numId w:val="6"/>
+                <w:numId w:val="2"/>
               </w:numPr>
               <w:kinsoku/>
               <w:wordWrap/>
@@ -7849,7 +9317,7 @@
     </w:pPr>
     <w:r>
       <w:rPr>
-        <w:rStyle w:val="15"/>
+        <w:rStyle w:val="16"/>
         <w:rFonts w:hint="eastAsia" w:ascii="Cambria" w:hAnsi="Cambria" w:eastAsia="SimHei" w:cs="Cambria"/>
         <w:i w:val="0"/>
         <w:iCs w:val="0"/>
@@ -7864,7 +9332,7 @@
     </w:r>
     <w:r>
       <w:rPr>
-        <w:rStyle w:val="15"/>
+        <w:rStyle w:val="16"/>
         <w:rFonts w:hint="eastAsia" w:ascii="Cambria" w:hAnsi="Cambria" w:eastAsia="SimHei" w:cs="Cambria"/>
         <w:i w:val="0"/>
         <w:iCs w:val="0"/>
@@ -7879,7 +9347,7 @@
     </w:r>
     <w:r>
       <w:rPr>
-        <w:rStyle w:val="15"/>
+        <w:rStyle w:val="16"/>
         <w:rFonts w:hint="eastAsia" w:ascii="Cambria" w:hAnsi="Cambria" w:eastAsia="SimHei" w:cs="Cambria"/>
         <w:i w:val="0"/>
         <w:iCs w:val="0"/>
@@ -7894,7 +9362,7 @@
     </w:r>
     <w:r>
       <w:rPr>
-        <w:rStyle w:val="15"/>
+        <w:rStyle w:val="16"/>
         <w:rFonts w:hint="eastAsia" w:ascii="Cambria" w:hAnsi="Cambria" w:eastAsia="SimHei" w:cs="Cambria"/>
         <w:i w:val="0"/>
         <w:iCs w:val="0"/>
@@ -7909,7 +9377,7 @@
     </w:r>
     <w:r>
       <w:rPr>
-        <w:rStyle w:val="15"/>
+        <w:rStyle w:val="16"/>
         <w:rFonts w:hint="eastAsia" w:ascii="Cambria" w:hAnsi="Cambria" w:eastAsia="SimHei" w:cs="Cambria"/>
         <w:i w:val="0"/>
         <w:iCs w:val="0"/>
@@ -7924,7 +9392,7 @@
     </w:r>
     <w:r>
       <w:rPr>
-        <w:rStyle w:val="15"/>
+        <w:rStyle w:val="16"/>
         <w:rFonts w:hint="eastAsia" w:ascii="Cambria" w:hAnsi="Cambria" w:eastAsia="SimHei" w:cs="Cambria"/>
         <w:i w:val="0"/>
         <w:iCs w:val="0"/>
@@ -7939,7 +9407,7 @@
     </w:r>
     <w:r>
       <w:rPr>
-        <w:rStyle w:val="15"/>
+        <w:rStyle w:val="16"/>
         <w:rFonts w:hint="eastAsia" w:ascii="Cambria" w:hAnsi="Cambria" w:eastAsia="SimHei" w:cs="Cambria"/>
         <w:i w:val="0"/>
         <w:iCs w:val="0"/>
@@ -7954,7 +9422,7 @@
     </w:r>
     <w:r>
       <w:rPr>
-        <w:rStyle w:val="15"/>
+        <w:rStyle w:val="16"/>
         <w:rFonts w:hint="eastAsia" w:ascii="Cambria" w:hAnsi="Cambria" w:eastAsia="SimHei" w:cs="Cambria"/>
         <w:i w:val="0"/>
         <w:iCs w:val="0"/>
@@ -7969,7 +9437,7 @@
     </w:r>
     <w:r>
       <w:rPr>
-        <w:rStyle w:val="15"/>
+        <w:rStyle w:val="16"/>
         <w:rFonts w:hint="eastAsia" w:ascii="Cambria" w:hAnsi="Cambria" w:eastAsia="SimHei" w:cs="Cambria"/>
         <w:i w:val="0"/>
         <w:iCs w:val="0"/>
@@ -7984,7 +9452,7 @@
     </w:r>
     <w:r>
       <w:rPr>
-        <w:rStyle w:val="15"/>
+        <w:rStyle w:val="16"/>
         <w:rFonts w:hint="eastAsia" w:ascii="Cambria" w:hAnsi="Cambria" w:eastAsia="SimHei" w:cs="Cambria"/>
         <w:i w:val="0"/>
         <w:iCs w:val="0"/>
@@ -7999,7 +9467,7 @@
     </w:r>
     <w:r>
       <w:rPr>
-        <w:rStyle w:val="15"/>
+        <w:rStyle w:val="16"/>
         <w:rFonts w:hint="eastAsia" w:ascii="Cambria" w:hAnsi="Cambria" w:eastAsia="SimHei" w:cs="Cambria"/>
         <w:i w:val="0"/>
         <w:iCs w:val="0"/>
@@ -8014,7 +9482,7 @@
     </w:r>
     <w:r>
       <w:rPr>
-        <w:rStyle w:val="15"/>
+        <w:rStyle w:val="16"/>
         <w:rFonts w:hint="eastAsia" w:ascii="Cambria" w:hAnsi="Cambria" w:eastAsia="SimHei" w:cs="Cambria"/>
         <w:i w:val="0"/>
         <w:iCs w:val="0"/>
@@ -8029,7 +9497,7 @@
     </w:r>
     <w:r>
       <w:rPr>
-        <w:rStyle w:val="15"/>
+        <w:rStyle w:val="16"/>
         <w:rFonts w:hint="eastAsia" w:ascii="Cambria" w:hAnsi="Cambria" w:eastAsia="SimHei" w:cs="Cambria"/>
         <w:i w:val="0"/>
         <w:iCs w:val="0"/>
@@ -8044,7 +9512,7 @@
     </w:r>
     <w:r>
       <w:rPr>
-        <w:rStyle w:val="15"/>
+        <w:rStyle w:val="16"/>
         <w:rFonts w:hint="eastAsia" w:ascii="Cambria" w:hAnsi="Cambria" w:eastAsia="SimHei" w:cs="Cambria"/>
         <w:i w:val="0"/>
         <w:iCs w:val="0"/>
@@ -8059,7 +9527,7 @@
     </w:r>
     <w:r>
       <w:rPr>
-        <w:rStyle w:val="15"/>
+        <w:rStyle w:val="16"/>
         <w:rFonts w:hint="eastAsia" w:ascii="Cambria" w:hAnsi="Cambria" w:eastAsia="SimHei" w:cs="Cambria"/>
         <w:i w:val="0"/>
         <w:iCs w:val="0"/>
@@ -8074,7 +9542,7 @@
     </w:r>
     <w:r>
       <w:rPr>
-        <w:rStyle w:val="15"/>
+        <w:rStyle w:val="16"/>
         <w:rFonts w:hint="eastAsia" w:ascii="Cambria" w:hAnsi="Cambria" w:eastAsia="SimHei" w:cs="Cambria"/>
         <w:i w:val="0"/>
         <w:iCs w:val="0"/>
@@ -8089,7 +9557,7 @@
     </w:r>
     <w:r>
       <w:rPr>
-        <w:rStyle w:val="15"/>
+        <w:rStyle w:val="16"/>
         <w:rFonts w:hint="eastAsia" w:ascii="Cambria" w:hAnsi="Cambria" w:eastAsia="SimHei" w:cs="Cambria"/>
         <w:i w:val="0"/>
         <w:iCs w:val="0"/>
@@ -8104,7 +9572,7 @@
     </w:r>
     <w:r>
       <w:rPr>
-        <w:rStyle w:val="15"/>
+        <w:rStyle w:val="16"/>
         <w:rFonts w:hint="eastAsia" w:ascii="Cambria" w:hAnsi="Cambria" w:eastAsia="SimHei" w:cs="Cambria"/>
         <w:i w:val="0"/>
         <w:iCs w:val="0"/>
@@ -8119,7 +9587,7 @@
     </w:r>
     <w:r>
       <w:rPr>
-        <w:rStyle w:val="15"/>
+        <w:rStyle w:val="16"/>
         <w:rFonts w:hint="eastAsia" w:ascii="Cambria" w:hAnsi="Cambria" w:eastAsia="SimHei" w:cs="Cambria"/>
         <w:i w:val="0"/>
         <w:iCs w:val="0"/>
@@ -8134,7 +9602,7 @@
     </w:r>
     <w:r>
       <w:rPr>
-        <w:rStyle w:val="15"/>
+        <w:rStyle w:val="16"/>
         <w:rFonts w:hint="eastAsia" w:ascii="Cambria" w:hAnsi="Cambria" w:eastAsia="SimHei" w:cs="Cambria"/>
         <w:i w:val="0"/>
         <w:iCs w:val="0"/>
@@ -8149,7 +9617,7 @@
     </w:r>
     <w:r>
       <w:rPr>
-        <w:rStyle w:val="15"/>
+        <w:rStyle w:val="16"/>
         <w:rFonts w:hint="eastAsia" w:ascii="Cambria" w:hAnsi="Cambria" w:eastAsia="SimHei" w:cs="Cambria"/>
         <w:i w:val="0"/>
         <w:iCs w:val="0"/>
@@ -8164,7 +9632,7 @@
     </w:r>
     <w:r>
       <w:rPr>
-        <w:rStyle w:val="15"/>
+        <w:rStyle w:val="16"/>
         <w:rFonts w:hint="eastAsia" w:ascii="Cambria" w:hAnsi="Cambria" w:eastAsia="SimHei" w:cs="Cambria"/>
         <w:i w:val="0"/>
         <w:iCs w:val="0"/>
@@ -8179,7 +9647,7 @@
     </w:r>
     <w:r>
       <w:rPr>
-        <w:rStyle w:val="15"/>
+        <w:rStyle w:val="16"/>
         <w:rFonts w:hint="eastAsia" w:ascii="Cambria" w:hAnsi="Cambria" w:eastAsia="SimHei" w:cs="Cambria"/>
         <w:i w:val="0"/>
         <w:iCs w:val="0"/>
@@ -8205,7 +9673,7 @@
     </w:r>
     <w:r>
       <w:rPr>
-        <w:rStyle w:val="15"/>
+        <w:rStyle w:val="16"/>
         <w:rFonts w:hint="eastAsia" w:ascii="Cambria" w:hAnsi="Cambria" w:eastAsia="SimHei" w:cs="Cambria"/>
         <w:i w:val="0"/>
         <w:iCs w:val="0"/>
@@ -8248,6 +9716,18 @@
     </w:lvl>
   </w:abstractNum>
   <w:abstractNum w:abstractNumId="1">
+    <w:nsid w:val="894BAC03"/>
+    <w:multiLevelType w:val="singleLevel"/>
+    <w:tmpl w:val="894BAC03"/>
+    <w:lvl w:ilvl="0" w:tentative="0">
+      <w:start w:val="1"/>
+      <w:numFmt w:val="decimal"/>
+      <w:suff w:val="space"/>
+      <w:lvlText w:val="%1."/>
+      <w:lvlJc w:val="left"/>
+    </w:lvl>
+  </w:abstractNum>
+  <w:abstractNum w:abstractNumId="2">
     <w:nsid w:val="AE35E557"/>
     <w:multiLevelType w:val="singleLevel"/>
     <w:tmpl w:val="AE35E557"/>
@@ -8259,7 +9739,7 @@
       <w:lvlJc w:val="left"/>
     </w:lvl>
   </w:abstractNum>
-  <w:abstractNum w:abstractNumId="2">
+  <w:abstractNum w:abstractNumId="3">
     <w:nsid w:val="BF042098"/>
     <w:multiLevelType w:val="singleLevel"/>
     <w:tmpl w:val="BF042098"/>
@@ -8271,7 +9751,7 @@
       <w:lvlJc w:val="left"/>
     </w:lvl>
   </w:abstractNum>
-  <w:abstractNum w:abstractNumId="3">
+  <w:abstractNum w:abstractNumId="4">
     <w:nsid w:val="F159EE2E"/>
     <w:multiLevelType w:val="singleLevel"/>
     <w:tmpl w:val="F159EE2E"/>
@@ -8283,7 +9763,7 @@
       <w:lvlJc w:val="left"/>
     </w:lvl>
   </w:abstractNum>
-  <w:abstractNum w:abstractNumId="4">
+  <w:abstractNum w:abstractNumId="5">
     <w:nsid w:val="02C49F31"/>
     <w:multiLevelType w:val="singleLevel"/>
     <w:tmpl w:val="02C49F31"/>
@@ -8295,7 +9775,7 @@
       <w:lvlJc w:val="left"/>
     </w:lvl>
   </w:abstractNum>
-  <w:abstractNum w:abstractNumId="5">
+  <w:abstractNum w:abstractNumId="6">
     <w:nsid w:val="54AAA519"/>
     <w:multiLevelType w:val="singleLevel"/>
     <w:tmpl w:val="54AAA519"/>
@@ -8314,22 +9794,25 @@
     </w:lvl>
   </w:abstractNum>
   <w:num w:numId="1">
+    <w:abstractNumId w:val="1"/>
+  </w:num>
+  <w:num w:numId="2">
+    <w:abstractNumId w:val="6"/>
+  </w:num>
+  <w:num w:numId="3">
+    <w:abstractNumId w:val="5"/>
+  </w:num>
+  <w:num w:numId="4">
+    <w:abstractNumId w:val="3"/>
+  </w:num>
+  <w:num w:numId="5">
     <w:abstractNumId w:val="4"/>
   </w:num>
-  <w:num w:numId="2">
+  <w:num w:numId="6">
     <w:abstractNumId w:val="2"/>
   </w:num>
-  <w:num w:numId="3">
-    <w:abstractNumId w:val="3"/>
-  </w:num>
-  <w:num w:numId="4">
-    <w:abstractNumId w:val="1"/>
-  </w:num>
-  <w:num w:numId="5">
+  <w:num w:numId="7">
     <w:abstractNumId w:val="0"/>
-  </w:num>
-  <w:num w:numId="6">
-    <w:abstractNumId w:val="5"/>
   </w:num>
 </w:numbering>
 </file>
@@ -8653,14 +10136,14 @@
       <w:lang w:val="en-US" w:eastAsia="zh-CN" w:bidi="ar"/>
     </w:rPr>
   </w:style>
-  <w:style w:type="character" w:default="1" w:styleId="11">
+  <w:style w:type="character" w:default="1" w:styleId="12">
     <w:name w:val="Default Paragraph Font"/>
     <w:semiHidden/>
     <w:unhideWhenUsed/>
     <w:qFormat/>
     <w:uiPriority w:val="1"/>
   </w:style>
-  <w:style w:type="table" w:default="1" w:styleId="9">
+  <w:style w:type="table" w:default="1" w:styleId="10">
     <w:name w:val="Normal Table"/>
     <w:semiHidden/>
     <w:unhideWhenUsed/>
@@ -8678,7 +10161,7 @@
   <w:style w:type="paragraph" w:styleId="4">
     <w:name w:val="annotation text"/>
     <w:basedOn w:val="1"/>
-    <w:link w:val="19"/>
+    <w:link w:val="20"/>
     <w:qFormat/>
     <w:uiPriority w:val="0"/>
     <w:pPr>
@@ -8692,7 +10175,7 @@
   <w:style w:type="paragraph" w:styleId="5">
     <w:name w:val="footer"/>
     <w:basedOn w:val="1"/>
-    <w:link w:val="18"/>
+    <w:link w:val="19"/>
     <w:unhideWhenUsed/>
     <w:qFormat/>
     <w:uiPriority w:val="99"/>
@@ -8712,7 +10195,7 @@
   <w:style w:type="paragraph" w:styleId="6">
     <w:name w:val="header"/>
     <w:basedOn w:val="1"/>
-    <w:link w:val="17"/>
+    <w:link w:val="18"/>
     <w:unhideWhenUsed/>
     <w:qFormat/>
     <w:uiPriority w:val="0"/>
@@ -8730,6 +10213,41 @@
     </w:rPr>
   </w:style>
   <w:style w:type="paragraph" w:styleId="7">
+    <w:name w:val="HTML Preformatted"/>
+    <w:basedOn w:val="1"/>
+    <w:semiHidden/>
+    <w:unhideWhenUsed/>
+    <w:uiPriority w:val="99"/>
+    <w:pPr>
+      <w:tabs>
+        <w:tab w:val="left" w:pos="916"/>
+        <w:tab w:val="left" w:pos="1832"/>
+        <w:tab w:val="left" w:pos="2748"/>
+        <w:tab w:val="left" w:pos="3664"/>
+        <w:tab w:val="left" w:pos="4580"/>
+        <w:tab w:val="left" w:pos="5496"/>
+        <w:tab w:val="left" w:pos="6412"/>
+        <w:tab w:val="left" w:pos="7328"/>
+        <w:tab w:val="left" w:pos="8244"/>
+        <w:tab w:val="left" w:pos="9160"/>
+        <w:tab w:val="left" w:pos="10076"/>
+        <w:tab w:val="left" w:pos="10992"/>
+        <w:tab w:val="left" w:pos="11908"/>
+        <w:tab w:val="left" w:pos="12824"/>
+        <w:tab w:val="left" w:pos="13740"/>
+        <w:tab w:val="left" w:pos="14656"/>
+      </w:tabs>
+      <w:jc w:val="left"/>
+    </w:pPr>
+    <w:rPr>
+      <w:rFonts w:hint="eastAsia" w:ascii="SimSun" w:hAnsi="SimSun" w:eastAsia="SimSun" w:cs="SimSun"/>
+      <w:kern w:val="0"/>
+      <w:sz w:val="24"/>
+      <w:szCs w:val="24"/>
+      <w:lang w:val="en-US" w:eastAsia="zh-CN" w:bidi="ar"/>
+    </w:rPr>
+  </w:style>
+  <w:style w:type="paragraph" w:styleId="8">
     <w:name w:val="Normal (Web)"/>
     <w:basedOn w:val="1"/>
     <w:semiHidden/>
@@ -8747,11 +10265,11 @@
       <w:lang w:val="en-US" w:eastAsia="zh-CN" w:bidi="ar"/>
     </w:rPr>
   </w:style>
-  <w:style w:type="paragraph" w:styleId="8">
+  <w:style w:type="paragraph" w:styleId="9">
     <w:name w:val="annotation subject"/>
     <w:basedOn w:val="4"/>
     <w:next w:val="4"/>
-    <w:link w:val="21"/>
+    <w:link w:val="22"/>
     <w:semiHidden/>
     <w:unhideWhenUsed/>
     <w:qFormat/>
@@ -8763,9 +10281,9 @@
       <w:szCs w:val="22"/>
     </w:rPr>
   </w:style>
-  <w:style w:type="table" w:styleId="10">
+  <w:style w:type="table" w:styleId="11">
     <w:name w:val="Table Grid"/>
-    <w:basedOn w:val="9"/>
+    <w:basedOn w:val="10"/>
     <w:qFormat/>
     <w:uiPriority w:val="39"/>
     <w:tblPr>
@@ -8779,18 +10297,18 @@
       </w:tblBorders>
     </w:tblPr>
   </w:style>
-  <w:style w:type="character" w:styleId="12">
+  <w:style w:type="character" w:styleId="13">
     <w:name w:val="Strong"/>
-    <w:basedOn w:val="11"/>
+    <w:basedOn w:val="12"/>
     <w:qFormat/>
     <w:uiPriority w:val="22"/>
     <w:rPr>
       <w:b/>
     </w:rPr>
   </w:style>
-  <w:style w:type="character" w:styleId="13">
+  <w:style w:type="character" w:styleId="14">
     <w:name w:val="FollowedHyperlink"/>
-    <w:basedOn w:val="11"/>
+    <w:basedOn w:val="12"/>
     <w:qFormat/>
     <w:uiPriority w:val="0"/>
     <w:rPr>
@@ -8798,18 +10316,18 @@
       <w:u w:val="single"/>
     </w:rPr>
   </w:style>
-  <w:style w:type="character" w:styleId="14">
+  <w:style w:type="character" w:styleId="15">
     <w:name w:val="Emphasis"/>
-    <w:basedOn w:val="11"/>
+    <w:basedOn w:val="12"/>
     <w:qFormat/>
     <w:uiPriority w:val="20"/>
     <w:rPr>
       <w:i/>
     </w:rPr>
   </w:style>
-  <w:style w:type="character" w:styleId="15">
+  <w:style w:type="character" w:styleId="16">
     <w:name w:val="Hyperlink"/>
-    <w:basedOn w:val="11"/>
+    <w:basedOn w:val="12"/>
     <w:autoRedefine/>
     <w:qFormat/>
     <w:uiPriority w:val="0"/>
@@ -8818,9 +10336,9 @@
       <w:u w:val="single"/>
     </w:rPr>
   </w:style>
-  <w:style w:type="character" w:styleId="16">
+  <w:style w:type="character" w:styleId="17">
     <w:name w:val="annotation reference"/>
-    <w:basedOn w:val="11"/>
+    <w:basedOn w:val="12"/>
     <w:semiHidden/>
     <w:unhideWhenUsed/>
     <w:qFormat/>
@@ -8830,9 +10348,9 @@
       <w:szCs w:val="21"/>
     </w:rPr>
   </w:style>
-  <w:style w:type="character" w:customStyle="1" w:styleId="17">
+  <w:style w:type="character" w:customStyle="1" w:styleId="18">
     <w:name w:val="Header Char"/>
-    <w:basedOn w:val="11"/>
+    <w:basedOn w:val="12"/>
     <w:link w:val="6"/>
     <w:qFormat/>
     <w:uiPriority w:val="99"/>
@@ -8842,9 +10360,9 @@
       <w:szCs w:val="18"/>
     </w:rPr>
   </w:style>
-  <w:style w:type="character" w:customStyle="1" w:styleId="18">
+  <w:style w:type="character" w:customStyle="1" w:styleId="19">
     <w:name w:val="Footer Char"/>
-    <w:basedOn w:val="11"/>
+    <w:basedOn w:val="12"/>
     <w:link w:val="5"/>
     <w:qFormat/>
     <w:uiPriority w:val="99"/>
@@ -8854,9 +10372,9 @@
       <w:szCs w:val="18"/>
     </w:rPr>
   </w:style>
-  <w:style w:type="character" w:customStyle="1" w:styleId="19">
+  <w:style w:type="character" w:customStyle="1" w:styleId="20">
     <w:name w:val="Comment Text Char"/>
-    <w:basedOn w:val="11"/>
+    <w:basedOn w:val="12"/>
     <w:link w:val="4"/>
     <w:qFormat/>
     <w:uiPriority w:val="0"/>
@@ -8864,9 +10382,9 @@
       <w:szCs w:val="24"/>
     </w:rPr>
   </w:style>
-  <w:style w:type="character" w:customStyle="1" w:styleId="20">
+  <w:style w:type="character" w:customStyle="1" w:styleId="21">
     <w:name w:val="Unresolved Mention"/>
-    <w:basedOn w:val="11"/>
+    <w:basedOn w:val="12"/>
     <w:semiHidden/>
     <w:unhideWhenUsed/>
     <w:qFormat/>
@@ -8876,10 +10394,10 @@
       <w:shd w:val="clear" w:color="auto" w:fill="E1DFDD"/>
     </w:rPr>
   </w:style>
-  <w:style w:type="character" w:customStyle="1" w:styleId="21">
+  <w:style w:type="character" w:customStyle="1" w:styleId="22">
     <w:name w:val="Comment Subject Char"/>
-    <w:basedOn w:val="19"/>
-    <w:link w:val="8"/>
+    <w:basedOn w:val="20"/>
+    <w:link w:val="9"/>
     <w:semiHidden/>
     <w:qFormat/>
     <w:uiPriority w:val="99"/>
